--- a/klagomål/A 23145-2026 FSC-klagomål.docx
+++ b/klagomål/A 23145-2026 FSC-klagomål.docx
@@ -178,7 +178,7 @@
       <w:r>
         <w:drawing>
           <wp:inline xmlns:a="http://schemas.openxmlformats.org/drawingml/2006/main" xmlns:pic="http://schemas.openxmlformats.org/drawingml/2006/picture">
-            <wp:extent cx="5486400" cy="5418527"/>
+            <wp:extent cx="5486400" cy="5627802"/>
             <wp:docPr id="1" name="Picture 1"/>
             <wp:cNvGraphicFramePr>
               <a:graphicFrameLocks noChangeAspect="1"/>
@@ -199,7 +199,7 @@
                   <pic:spPr>
                     <a:xfrm>
                       <a:off x="0" y="0"/>
-                      <a:ext cx="5486400" cy="5418527"/>
+                      <a:ext cx="5486400" cy="5627802"/>
                     </a:xfrm>
                     <a:prstGeom prst="rect"/>
                   </pic:spPr>
@@ -216,12 +216,12 @@
         <w:spacing w:after="240"/>
       </w:pPr>
       <w:r>
-        <w:t>Figur 1. Fyndplatser för naturvårdsarter i och inom 9 meter från avverkningsanmälan. Markörer utan svart kant är placerade på fyndplatsen. Markörer med svart kant är placerade vid sidan av fyndplatsen har ett svart streck som visar fyndplatsens exakta position. Kartans mittpunktskoordinat är N 6979482, E 487413 i SWEREF 99 TM.</w:t>
+        <w:t>Figur 1. Fyndplatser för naturvårdsarter i och inom 14 meter från avverkningsanmälan. Markörer utan svart kant är placerade på fyndplatsen. Markörer med svart kant är placerade vid sidan av fyndplatsen har ett svart streck som visar fyndplatsens exakta position. Kartans mittpunktskoordinat är N 6979482, E 487413 i SWEREF 99 TM.</w:t>
       </w:r>
     </w:p>
     <w:p>
       <w:r>
-        <w:t>I och inom 9 meter från avverkningsanmälan finns fynd av 26 naturvårdsarter, varav 14 är rödlistade, 4 är fridlysta, 21 är typiska (T) och 7 är signalarter (S): garnlav (VU, T), knärot (VU, T, §8), blanksvart spiklav (NT), dropptaggsvamp (NT, T), dvärgbägarlav (NT, T), kolflarnlav (NT, T), lunglav (NT, T), mörk kolflarnlav (NT), talltagel (NT, T), tretåig hackspett (NT, T, §4), vedskivlav (NT, T), violettgrå tagellav (NT, T), vitgrynig nållav (NT), vårtig dynlav (NT), grönpyrola (S, T), gytterlav (S, T), norrlandslav (S, T), nästlav (S, T), skinnlav (S, T), spindelblomster (S, T, §8), ögonpyrola (S, T), blåbär (T), klotstarr (T), linnea (T), ängskovall (T) och revlummer (§9). Se Figur 1.</w:t>
+        <w:t>I och inom 14 meter från avverkningsanmälan finns fynd av 32 naturvårdsarter, varav 16 är rödlistade, 6 är fridlysta, 26 är typiska (T) och 9 är signalarter (S): garnlav (VU, T), knärot (VU, T, §8), blanksvart spiklav (NT), dropptaggsvamp (NT, T), dvärgbägarlav (NT, T), kolflarnlav (NT, T), liten svartspik (NT), lunglav (NT, T), mörk kolflarnlav (NT), talltagel (NT, T), tretåig hackspett (NT, T, §4), ullticka (NT, T), vedskivlav (NT, T), violettgrå tagellav (NT, T), vitgrynig nållav (NT), vårtig dynlav (NT), grönpyrola (S, T), gytterlav (S, T), norrlandslav (S, T), nästlav (S, T), skinnlav (S, T), spindelblomster (S, T, §8), spädstarr (S, T), vedticka (S, T), ögonpyrola (S, T), blåbär (T), klotstarr (T), linnea (T), tjäder (T, §4), tofsmes (T, §4), ängskovall (T) och revlummer (§9). Se Figur 1.</w:t>
       </w:r>
     </w:p>
     <w:p>
@@ -452,55 +452,10 @@
         <w:rPr>
           <w:b/>
         </w:rPr>
-        <w:t>Lunglav (NT)</w:t>
-      </w:r>
-      <w:r>
-        <w:t xml:space="preserve"> är en av vårt lands främsta signalarter som överallt indikerar gamla lövträd, skogsbestånd med höga naturvärden och ekosystem med långskoglig kontinuitet. Lokalt kan förekomsten vara mycket riklig men den hittas nästan enbart i gamla och ej slutavverkade skogar. Artens samtliga förekomster bör uppmärksammas från naturvårdssynpunkt, då många lokaler även hyser andra ovanliga och rödlistade arter. Rikliga förekomster bör skyddas med biotopskydd, frivilliga avsättningar eller reservat. På lunglav kan de sällsynta lavparasiterna lunglavshårprick (CR), </w:t>
-      </w:r>
-      <w:r>
-        <w:rPr>
-          <w:i/>
-        </w:rPr>
-        <w:t>Abrothallus diederichii</w:t>
-      </w:r>
-      <w:r>
-        <w:t xml:space="preserve"> (VU), </w:t>
-      </w:r>
-      <w:r>
-        <w:rPr>
-          <w:i/>
-        </w:rPr>
-        <w:t>Abrothallus lobariae</w:t>
-      </w:r>
-      <w:r>
-        <w:t xml:space="preserve"> (VU), </w:t>
-      </w:r>
-      <w:r>
-        <w:rPr>
-          <w:i/>
-        </w:rPr>
-        <w:t>Calycina lobariae</w:t>
-      </w:r>
-      <w:r>
-        <w:t xml:space="preserve"> (VU), lunglavsknapp (VU) och skrovelmössing (VU) påträffas. Lunglav är typisk art för </w:t>
-      </w:r>
-      <w:r>
-        <w:rPr>
-          <w:i/>
-        </w:rPr>
-        <w:t>9010 Taiga, 9020 Nordlig ädellövskog, 9110 Näringsfattig bokskog, 9130 Näringsrik bokskog, 9160 Näringsrik ekskog, 9180 Ädellövskog i branter, 9190 Näringsfattig ekskog, 9070 Trädklädd betesmark, 9040 Fjällbjörkskog</w:t>
-      </w:r>
-      <w:r>
-        <w:t xml:space="preserve"> och</w:t>
-      </w:r>
-      <w:r>
-        <w:rPr>
-          <w:i/>
-        </w:rPr>
-        <w:t xml:space="preserve"> 6530 Lövängar</w:t>
-      </w:r>
-      <w:r>
-        <w:t xml:space="preserve"> (SLU Artdatabanken, 2026; Nitare &amp; Skogsstyrelsen, 2019).</w:t>
+        <w:t>Liten svartspik (NT)</w:t>
+      </w:r>
+      <w:r>
+        <w:t xml:space="preserve"> växer på granbark i boreala barrskogar med lång trädkontinuitet och hög luftfuktighet. Orsaken till tillbakagången beror på främst på slutavverkningar av naturskogsartade granskogar. Bestånd med riklig förekomst av liten svartspik bör regelmässigt sparas. Naturhänsyn i samband med slutavverkning måste ske så att man undviker uttorkningseffekter (SLU Artdatabanken, 2024).</w:t>
       </w:r>
     </w:p>
     <w:p>
@@ -508,10 +463,55 @@
         <w:rPr>
           <w:b/>
         </w:rPr>
-        <w:t>Mörk kolflarnlav (NT)</w:t>
-      </w:r>
-      <w:r>
-        <w:t xml:space="preserve"> är brandberoende och växer nästan uteslutande på kolad hård kärnved av tall. Arten förekommer främst i glesa, öppna tall- och blandbarrskogar av naturskogskaraktär och etableringen verkar ske sent efter brand, kanske först efter 100–300 år. Mörk kolflarnlav indikerar skog med höga naturvärden och vanligast är att den påträffas på rester av nedbrunna torrakor och högstubbar och lågstubbar som är så grova att hela innandömet är urbränt. Tall- och blandbarrskogar av naturskogskaraktär med spår av återkommande bränder hyser höga biologiska värden och bör skyddas (SLU Artdatabanken, 2024).</w:t>
+        <w:t>Lunglav (NT)</w:t>
+      </w:r>
+      <w:r>
+        <w:t xml:space="preserve"> är en av vårt lands främsta signalarter som överallt indikerar gamla lövträd, skogsbestånd med höga naturvärden och ekosystem med långskoglig kontinuitet. Lokalt kan förekomsten vara mycket riklig men den hittas nästan enbart i gamla och ej slutavverkade skogar. Artens samtliga förekomster bör uppmärksammas från naturvårdssynpunkt, då många lokaler även hyser andra ovanliga och rödlistade arter. Rikliga förekomster bör skyddas med biotopskydd, frivilliga avsättningar eller reservat. På lunglav kan de sällsynta lavparasiterna lunglavshårprick (CR), </w:t>
+      </w:r>
+      <w:r>
+        <w:rPr>
+          <w:i/>
+        </w:rPr>
+        <w:t>Abrothallus diederichii</w:t>
+      </w:r>
+      <w:r>
+        <w:t xml:space="preserve"> (VU), </w:t>
+      </w:r>
+      <w:r>
+        <w:rPr>
+          <w:i/>
+        </w:rPr>
+        <w:t>Abrothallus lobariae</w:t>
+      </w:r>
+      <w:r>
+        <w:t xml:space="preserve"> (VU), </w:t>
+      </w:r>
+      <w:r>
+        <w:rPr>
+          <w:i/>
+        </w:rPr>
+        <w:t>Calycina lobariae</w:t>
+      </w:r>
+      <w:r>
+        <w:t xml:space="preserve"> (VU), lunglavsknapp (VU) och skrovelmössing (VU) påträffas. Lunglav är typisk art för </w:t>
+      </w:r>
+      <w:r>
+        <w:rPr>
+          <w:i/>
+        </w:rPr>
+        <w:t>9010 Taiga, 9020 Nordlig ädellövskog, 9110 Näringsfattig bokskog, 9130 Näringsrik bokskog, 9160 Näringsrik ekskog, 9180 Ädellövskog i branter, 9190 Näringsfattig ekskog, 9070 Trädklädd betesmark, 9040 Fjällbjörkskog</w:t>
+      </w:r>
+      <w:r>
+        <w:t xml:space="preserve"> och</w:t>
+      </w:r>
+      <w:r>
+        <w:rPr>
+          <w:i/>
+        </w:rPr>
+        <w:t xml:space="preserve"> 6530 Lövängar</w:t>
+      </w:r>
+      <w:r>
+        <w:t xml:space="preserve"> (SLU Artdatabanken, 2026; Nitare &amp; Skogsstyrelsen, 2019).</w:t>
       </w:r>
     </w:p>
     <w:p>
@@ -519,19 +519,10 @@
         <w:rPr>
           <w:b/>
         </w:rPr>
-        <w:t>Talltagel (NT)</w:t>
-      </w:r>
-      <w:r>
-        <w:t xml:space="preserve"> är en boreal art som förekommer på tall i äldre, öppna tallskogar. Den påverkas negativt av brist på kontinuitetsskog och minskningstakten bedöms vara nära gränsvärdet för Sårbar (VU). Talltagel är typisk art för </w:t>
-      </w:r>
-      <w:r>
-        <w:rPr>
-          <w:i/>
-        </w:rPr>
-        <w:t>9010 Taiga</w:t>
-      </w:r>
-      <w:r>
-        <w:t xml:space="preserve"> (SLU Artdatabanken, 2026).</w:t>
+        <w:t>Mörk kolflarnlav (NT)</w:t>
+      </w:r>
+      <w:r>
+        <w:t xml:space="preserve"> är brandberoende och växer nästan uteslutande på kolad hård kärnved av tall. Arten förekommer främst i glesa, öppna tall- och blandbarrskogar av naturskogskaraktär och etableringen verkar ske sent efter brand, kanske först efter 100–300 år. Mörk kolflarnlav indikerar skog med höga naturvärden och vanligast är att den påträffas på rester av nedbrunna torrakor och högstubbar och lågstubbar som är så grova att hela innandömet är urbränt. Tall- och blandbarrskogar av naturskogskaraktär med spår av återkommande bränder hyser höga biologiska värden och bör skyddas (SLU Artdatabanken, 2024).</w:t>
       </w:r>
     </w:p>
     <w:p>
@@ -539,28 +530,19 @@
         <w:rPr>
           <w:b/>
         </w:rPr>
-        <w:t>Tretåig hackspett (NT, §4)</w:t>
-      </w:r>
-      <w:r>
-        <w:t xml:space="preserve"> är rödlistad som nära hotad och ingår i bilaga 1 i EU:s fågeldirektiv. Tretåig hackspett är för sin överlevnad beroende av kontinuerlig tillförsel av äldre döende och död ved, som sker genom naturliga självgallringsprocesser i äldre grannaturskogar och barrblandade naturskogar. Om en skog genom skogsbruk gallras eller glesas ur så upphör och uteblir i stort sett den naturliga självgallringsprocessen för mycket lång tid framöver vilket omöjliggör upprätthållandet av den kontinuerliga ekologiska funktionen i ett område. Det finns studier som visar att naturskogens självgallringsprocess som den tretåiga hackspetten är beroende av, inte kan ersättas med efterlämnad hänsyn i skogsbruket (Imbeau &amp; Desrochers, 2002). Storleken på häckningsreviret varierar med skogstypen, förekomsten av död ved och graden av fragmentering, men är i allmänhet i storleksordningen 25–100 hektar. Vintertid krävs ofta betydligt större områden och det finns studier som antyder att arten behöver minst 100 hektar äldre skog. I områden med låg bonitet kan det behövas över 200 hektar lämpligt habitat för att ett par ska kunna reproducera sig. Områden med dokumenterad permanent förekomst i naturskogsmiljöer har vanligen så stora naturvärden att skogsbruk är olämpligt. Tretåig hackspett är typisk art för </w:t>
+        <w:t>Talltagel (NT)</w:t>
+      </w:r>
+      <w:r>
+        <w:t xml:space="preserve"> är en boreal art som förekommer på tall i äldre, öppna tallskogar. Den påverkas negativt av brist på kontinuitetsskog och minskningstakten bedöms vara nära gränsvärdet för Sårbar (VU). Talltagel är typisk art för </w:t>
       </w:r>
       <w:r>
         <w:rPr>
           <w:i/>
         </w:rPr>
-        <w:t xml:space="preserve">9010 Taiga, 9740 Skogsbevuxen myr, 9030 Landhöjningsskog </w:t>
-      </w:r>
-      <w:r>
-        <w:t xml:space="preserve">och </w:t>
-      </w:r>
-      <w:r>
-        <w:rPr>
-          <w:i/>
-        </w:rPr>
-        <w:t>9040 Fjällbjörkskog</w:t>
-      </w:r>
-      <w:r>
-        <w:t xml:space="preserve"> (Skogsstyrelsen, 2016; SLU Artdatabanken, 2024).</w:t>
+        <w:t>9010 Taiga</w:t>
+      </w:r>
+      <w:r>
+        <w:t xml:space="preserve"> (SLU Artdatabanken, 2026).</w:t>
       </w:r>
     </w:p>
     <w:p>
@@ -568,19 +550,28 @@
         <w:rPr>
           <w:b/>
         </w:rPr>
-        <w:t>Vedskivlav (NT)</w:t>
-      </w:r>
-      <w:r>
-        <w:t xml:space="preserve"> växer på gammal, torr, exponerad, hård kärnved av framförallt tall i naturskogsartade bestånd. Avverkning av tallskog av naturskogskaraktär med spår av återkommande bränder är ett hot. Mängden lämplig ved att växa på för vedskivlav minskar, dels på grund av naturlig nedbrytning men framförallt på grund av att de förstörs i samband med slutavverkningar, gallringar och markberedning. Tall- och blandbarrskogar av naturskogskaraktär med spår av återkommande bränder bör skyddas. Vedskivlav är typisk art för </w:t>
+        <w:t>Tretåig hackspett (NT, §4)</w:t>
+      </w:r>
+      <w:r>
+        <w:t xml:space="preserve"> är rödlistad som nära hotad och ingår i bilaga 1 i EU:s fågeldirektiv. Tretåig hackspett är för sin överlevnad beroende av kontinuerlig tillförsel av äldre döende och död ved, som sker genom naturliga självgallringsprocesser i äldre grannaturskogar och barrblandade naturskogar. Om en skog genom skogsbruk gallras eller glesas ur så upphör och uteblir i stort sett den naturliga självgallringsprocessen för mycket lång tid framöver vilket omöjliggör upprätthållandet av den kontinuerliga ekologiska funktionen i ett område. Det finns studier som visar att naturskogens självgallringsprocess som den tretåiga hackspetten är beroende av, inte kan ersättas med efterlämnad hänsyn i skogsbruket (Imbeau &amp; Desrochers, 2002). Storleken på häckningsreviret varierar med skogstypen, förekomsten av död ved och graden av fragmentering, men är i allmänhet i storleksordningen 25–100 hektar. Vintertid krävs ofta betydligt större områden och det finns studier som antyder att arten behöver minst 100 hektar äldre skog. I områden med låg bonitet kan det behövas över 200 hektar lämpligt habitat för att ett par ska kunna reproducera sig. Områden med dokumenterad permanent förekomst i naturskogsmiljöer har vanligen så stora naturvärden att skogsbruk är olämpligt. Tretåig hackspett är typisk art för </w:t>
       </w:r>
       <w:r>
         <w:rPr>
           <w:i/>
         </w:rPr>
-        <w:t>9010 Taiga</w:t>
-      </w:r>
-      <w:r>
-        <w:t xml:space="preserve"> (SLU Artdatabanken, 2024).</w:t>
+        <w:t xml:space="preserve">9010 Taiga, 9740 Skogsbevuxen myr, 9030 Landhöjningsskog </w:t>
+      </w:r>
+      <w:r>
+        <w:t xml:space="preserve">och </w:t>
+      </w:r>
+      <w:r>
+        <w:rPr>
+          <w:i/>
+        </w:rPr>
+        <w:t>9040 Fjällbjörkskog</w:t>
+      </w:r>
+      <w:r>
+        <w:t xml:space="preserve"> (Skogsstyrelsen, 2016; SLU Artdatabanken, 2024).</w:t>
       </w:r>
     </w:p>
     <w:p>
@@ -588,19 +579,55 @@
         <w:rPr>
           <w:b/>
         </w:rPr>
-        <w:t>Violettgrå tagellav (NT)</w:t>
-      </w:r>
-      <w:r>
-        <w:t xml:space="preserve"> växer nästan uteslutande i gamla olikåldriga barrnaturskogar med lång skoglig kontinuitet och är en utmärkt signal på skog med höga naturvärden. Slutavverkning av tidigare aldrig slutavverkad skog (kontinuitetsskog) är det största hotet. Biotopen nyskapas i begränsad omfattning och barrskog äldre än 160 år, där den violettgrå tagellaven huvudsakligen påträffas har minskat med 50% de senaste 50 åren. Lågproduktiv skogsmark där laven förekommer bör undantas från skogsbruk och rika förekomster i äldre granskog bör skyddas. Arten är känslig för uttorkning och det är väsentligt att tillräckligt stora bestånd avsätts. Violettgrå tagellav är typisk art för </w:t>
+        <w:t>Ullticka (NT)</w:t>
+      </w:r>
+      <w:r>
+        <w:t xml:space="preserve"> är knuten till restbestånd av barrnaturskog och förekommer med ett tydligt optimum i orörda eller måttligt påverkade gamla granskogar där det föreligger viss kontinuitet av grov död ved. Ullticka är en bra signalart inom hela sitt utbredningsområde och i södra Sverige är den sällsynt och en god signalart för skyddsvärda granskogsmiljöer. Den hotas av avverkning och fragmentering av naturskog och äldre granskog med lång trädkontinuitet. På ullticka kan ibland ulltickeporing (VU) påträffas - det är en sällsynt ticka som nyligen delats upp i de tre olika arterna ulltickeporing </w:t>
       </w:r>
       <w:r>
         <w:rPr>
           <w:i/>
         </w:rPr>
-        <w:t>9010 Taiga</w:t>
-      </w:r>
-      <w:r>
-        <w:t xml:space="preserve"> (SLU Artdatabanken, 2024; Nitare &amp; Skogsstyrelsen, 2019).</w:t>
+        <w:t xml:space="preserve">Skeletocutis brevispora </w:t>
+      </w:r>
+      <w:r>
+        <w:t>(VU)</w:t>
+      </w:r>
+      <w:r>
+        <w:rPr>
+          <w:i/>
+        </w:rPr>
+        <w:t>, Skeletocutis delicata</w:t>
+      </w:r>
+      <w:r>
+        <w:t xml:space="preserve"> (VU)</w:t>
+      </w:r>
+      <w:r>
+        <w:rPr>
+          <w:i/>
+        </w:rPr>
+        <w:t xml:space="preserve"> och Skeletocutis exilis</w:t>
+      </w:r>
+      <w:r>
+        <w:t xml:space="preserve"> (NT). Ullticka är typisk art för </w:t>
+      </w:r>
+      <w:r>
+        <w:rPr>
+          <w:i/>
+        </w:rPr>
+        <w:t xml:space="preserve">9010 Taiga, 9050 Näringsrik granskog </w:t>
+      </w:r>
+      <w:r>
+        <w:t xml:space="preserve">och </w:t>
+      </w:r>
+      <w:r>
+        <w:rPr>
+          <w:i/>
+        </w:rPr>
+        <w:t>9030 Landhöjningsskog</w:t>
+      </w:r>
+      <w:r>
+        <w:t xml:space="preserve"> (SLU Artdatabanken, 2026; Nitare &amp; Skogsstyrelsen, 2019; Miettinen &amp; Niemelä, 2018).</w:t>
       </w:r>
     </w:p>
     <w:p>
@@ -608,10 +635,19 @@
         <w:rPr>
           <w:b/>
         </w:rPr>
-        <w:t>Vitgrynig nållav (NT)</w:t>
-      </w:r>
-      <w:r>
-        <w:t xml:space="preserve"> växer nästan uteslutande på bark av gamla, senvuxna granar i skuggiga lägen med hög och jämn luftfuktighet. Den vanligaste naturtypen för arten är kontinuitetsskogar på frisk mark men den finns också i sumpgranskogar. På lång sikt utgör avverkningar av olikåldriga granskogar av naturskogskaraktär ett allvarligt hot mot arten och skogsbruksåtgärder på eller i närheten av växtplatserna bör undvikas. Naturskogsartade, fuktiga granskogar med förekomster av arten signalerar höga biologiska värden och bör bevaras (SLU Artdatabanken, 2024; Nitare &amp; Skogsstyrelsen, 2019).</w:t>
+        <w:t>Vedskivlav (NT)</w:t>
+      </w:r>
+      <w:r>
+        <w:t xml:space="preserve"> växer på gammal, torr, exponerad, hård kärnved av framförallt tall i naturskogsartade bestånd. Avverkning av tallskog av naturskogskaraktär med spår av återkommande bränder är ett hot. Mängden lämplig ved att växa på för vedskivlav minskar, dels på grund av naturlig nedbrytning men framförallt på grund av att de förstörs i samband med slutavverkningar, gallringar och markberedning. Tall- och blandbarrskogar av naturskogskaraktär med spår av återkommande bränder bör skyddas. Vedskivlav är typisk art för </w:t>
+      </w:r>
+      <w:r>
+        <w:rPr>
+          <w:i/>
+        </w:rPr>
+        <w:t>9010 Taiga</w:t>
+      </w:r>
+      <w:r>
+        <w:t xml:space="preserve"> (SLU Artdatabanken, 2024).</w:t>
       </w:r>
     </w:p>
     <w:p>
@@ -619,10 +655,19 @@
         <w:rPr>
           <w:b/>
         </w:rPr>
-        <w:t>Vårtig dynlav (NT)</w:t>
-      </w:r>
-      <w:r>
-        <w:t xml:space="preserve"> växer på äldre träd i boreal kontinuitetsskog. Arten påverkas negativt av brist på kontinuitetsskog och död ved. En minskning av populationen pågår eller förväntas ske. Minskningstakten uppgår till 20 (10–30) % inom 50 år och bedöms vara nära gränsvärdet för sårbar (VU) (SLU Artdatabanken, 2026).</w:t>
+        <w:t>Violettgrå tagellav (NT)</w:t>
+      </w:r>
+      <w:r>
+        <w:t xml:space="preserve"> växer nästan uteslutande i gamla olikåldriga barrnaturskogar med lång skoglig kontinuitet och är en utmärkt signal på skog med höga naturvärden. Slutavverkning av tidigare aldrig slutavverkad skog (kontinuitetsskog) är det största hotet. Biotopen nyskapas i begränsad omfattning och barrskog äldre än 160 år, där den violettgrå tagellaven huvudsakligen påträffas har minskat med 50% de senaste 50 åren. Lågproduktiv skogsmark där laven förekommer bör undantas från skogsbruk och rika förekomster i äldre granskog bör skyddas. Arten är känslig för uttorkning och det är väsentligt att tillräckligt stora bestånd avsätts. Violettgrå tagellav är typisk art för </w:t>
+      </w:r>
+      <w:r>
+        <w:rPr>
+          <w:i/>
+        </w:rPr>
+        <w:t>9010 Taiga</w:t>
+      </w:r>
+      <w:r>
+        <w:t xml:space="preserve"> (SLU Artdatabanken, 2024; Nitare &amp; Skogsstyrelsen, 2019).</w:t>
       </w:r>
     </w:p>
     <w:p>
@@ -630,28 +675,10 @@
         <w:rPr>
           <w:b/>
         </w:rPr>
-        <w:t xml:space="preserve">Grönpyrola </w:t>
-      </w:r>
-      <w:r>
-        <w:t xml:space="preserve">växer främst på sandig, torr eller frisk mark i äldre barrskog, ofta på isälvsmaterial såsom sand och grus. Den påträffas främst i äldre naturligt uppkomna barrskogar, exempelvis på tallmoar, i åssluttningar, dyner och rasbranter. Arten är känslig för skogsbruksmetoder såsom slutavverkning och markberedning. Grönpyrola är typisk art för </w:t>
-      </w:r>
-      <w:r>
-        <w:rPr>
-          <w:i/>
-        </w:rPr>
-        <w:t>9010 Taiga, 9060 Åsbarrskog</w:t>
-      </w:r>
-      <w:r>
-        <w:t xml:space="preserve"> och</w:t>
-      </w:r>
-      <w:r>
-        <w:rPr>
-          <w:i/>
-        </w:rPr>
-        <w:t xml:space="preserve"> 1610 Åsöar i Östersjön </w:t>
-      </w:r>
-      <w:r>
-        <w:t>(Nitare &amp; Skogsstyrelsen, 2019; SLU Artdatabanken, 2025).</w:t>
+        <w:t>Vitgrynig nållav (NT)</w:t>
+      </w:r>
+      <w:r>
+        <w:t xml:space="preserve"> växer nästan uteslutande på bark av gamla, senvuxna granar i skuggiga lägen med hög och jämn luftfuktighet. Den vanligaste naturtypen för arten är kontinuitetsskogar på frisk mark men den finns också i sumpgranskogar. På lång sikt utgör avverkningar av olikåldriga granskogar av naturskogskaraktär ett allvarligt hot mot arten och skogsbruksåtgärder på eller i närheten av växtplatserna bör undvikas. Naturskogsartade, fuktiga granskogar med förekomster av arten signalerar höga biologiska värden och bör bevaras (SLU Artdatabanken, 2024; Nitare &amp; Skogsstyrelsen, 2019).</w:t>
       </w:r>
     </w:p>
     <w:p>
@@ -659,19 +686,10 @@
         <w:rPr>
           <w:b/>
         </w:rPr>
-        <w:t xml:space="preserve">Gytterlav </w:t>
-      </w:r>
-      <w:r>
-        <w:t xml:space="preserve">signalerar höga naturvärden i södra och mellersta Sverige, samt längs Norrlands kustland. Förekomster i söder, framför allt på trädstammar, är en indikation på gammal skogsmark med långvarig förekomst av äldre lövträd i miljöer med hög och jämn luftfuktighet. Gytterlav är typisk art för </w:t>
-      </w:r>
-      <w:r>
-        <w:rPr>
-          <w:i/>
-        </w:rPr>
-        <w:t xml:space="preserve">9040 Fjällbjörkskog </w:t>
-      </w:r>
-      <w:r>
-        <w:t>(Nitare &amp; Skogsstyrelsen, 2019; SLU Artdatabanken, 2025).</w:t>
+        <w:t>Vårtig dynlav (NT)</w:t>
+      </w:r>
+      <w:r>
+        <w:t xml:space="preserve"> växer på äldre träd i boreal kontinuitetsskog. Arten påverkas negativt av brist på kontinuitetsskog och död ved. En minskning av populationen pågår eller förväntas ske. Minskningstakten uppgår till 20 (10–30) % inom 50 år och bedöms vara nära gränsvärdet för sårbar (VU) (SLU Artdatabanken, 2026).</w:t>
       </w:r>
     </w:p>
     <w:p>
@@ -679,28 +697,28 @@
         <w:rPr>
           <w:b/>
         </w:rPr>
-        <w:t xml:space="preserve">Norrlandslav </w:t>
-      </w:r>
-      <w:r>
-        <w:t xml:space="preserve">indikerar söder om den naturliga norrlandsgränsen barrskogsbeklädda bergbranter eller andra ostörda skogsmiljöer med höga naturvärden. Norrlandslav är typisk art för </w:t>
+        <w:t xml:space="preserve">Grönpyrola </w:t>
+      </w:r>
+      <w:r>
+        <w:t xml:space="preserve">växer främst på sandig, torr eller frisk mark i äldre barrskog, ofta på isälvsmaterial såsom sand och grus. Den påträffas främst i äldre naturligt uppkomna barrskogar, exempelvis på tallmoar, i åssluttningar, dyner och rasbranter. Arten är känslig för skogsbruksmetoder såsom slutavverkning och markberedning. Grönpyrola är typisk art för </w:t>
       </w:r>
       <w:r>
         <w:rPr>
           <w:i/>
         </w:rPr>
-        <w:t xml:space="preserve">9010 Taiga, 8110 Silikatrasmarker </w:t>
-      </w:r>
-      <w:r>
-        <w:t>och</w:t>
+        <w:t>9010 Taiga, 9060 Åsbarrskog</w:t>
+      </w:r>
+      <w:r>
+        <w:t xml:space="preserve"> och</w:t>
       </w:r>
       <w:r>
         <w:rPr>
           <w:i/>
         </w:rPr>
-        <w:t xml:space="preserve"> 8120 Kalkrasmarker </w:t>
-      </w:r>
-      <w:r>
-        <w:t>(Nitare &amp; Skogsstyrelsen, 2000; SLU Artdatabanken, 2025).</w:t>
+        <w:t xml:space="preserve"> 1610 Åsöar i Östersjön </w:t>
+      </w:r>
+      <w:r>
+        <w:t>(Nitare &amp; Skogsstyrelsen, 2019; SLU Artdatabanken, 2025).</w:t>
       </w:r>
     </w:p>
     <w:p>
@@ -708,16 +726,16 @@
         <w:rPr>
           <w:b/>
         </w:rPr>
-        <w:t>Nästlav</w:t>
-      </w:r>
-      <w:r>
-        <w:t xml:space="preserve"> indikerar söder om den naturliga norrlandsgränsen äldre barrskogsområden med höga naturvärden där andra ovanliga nordliga barrskogsarter kan påträffas. Nästlav är typisk art för </w:t>
+        <w:t xml:space="preserve">Gytterlav </w:t>
+      </w:r>
+      <w:r>
+        <w:t xml:space="preserve">signalerar höga naturvärden i södra och mellersta Sverige, samt längs Norrlands kustland. Förekomster i söder, framför allt på trädstammar, är en indikation på gammal skogsmark med långvarig förekomst av äldre lövträd i miljöer med hög och jämn luftfuktighet. Gytterlav är typisk art för </w:t>
       </w:r>
       <w:r>
         <w:rPr>
           <w:i/>
         </w:rPr>
-        <w:t xml:space="preserve">9010 Taiga </w:t>
+        <w:t xml:space="preserve">9040 Fjällbjörkskog </w:t>
       </w:r>
       <w:r>
         <w:t>(Nitare &amp; Skogsstyrelsen, 2019; SLU Artdatabanken, 2025).</w:t>
@@ -728,28 +746,28 @@
         <w:rPr>
           <w:b/>
         </w:rPr>
-        <w:t xml:space="preserve">Skinnlav </w:t>
-      </w:r>
-      <w:r>
-        <w:t xml:space="preserve">förekommer på diverse lövträd, främst på gammal asp och sälg. Den påträffas främst i områden med lång kontinuitet av grova lövträd och signalerar skogsmark med höga naturvärden. På lokalerna förekommer som regel ett flertal andra ovanliga eller rödlistade lavar. I likhet med gelélavarna, etablerar sig skinnlaven i skogsmark på grova aspar i sena lövsuccessioner. Skinnlav är typisk art för </w:t>
+        <w:t xml:space="preserve">Norrlandslav </w:t>
+      </w:r>
+      <w:r>
+        <w:t xml:space="preserve">indikerar söder om den naturliga norrlandsgränsen barrskogsbeklädda bergbranter eller andra ostörda skogsmiljöer med höga naturvärden. Norrlandslav är typisk art för </w:t>
       </w:r>
       <w:r>
         <w:rPr>
           <w:i/>
         </w:rPr>
-        <w:t xml:space="preserve">9010 Taiga, 9020 Nordlig ädellövskog </w:t>
-      </w:r>
-      <w:r>
-        <w:t xml:space="preserve">och </w:t>
+        <w:t xml:space="preserve">9010 Taiga, 8110 Silikatrasmarker </w:t>
+      </w:r>
+      <w:r>
+        <w:t>och</w:t>
       </w:r>
       <w:r>
         <w:rPr>
           <w:i/>
         </w:rPr>
-        <w:t xml:space="preserve">9070 Trädklädd betesmark </w:t>
-      </w:r>
-      <w:r>
-        <w:t>(Nitare &amp; Skogsstyrelsen, 2019; SLU Artdatabanken, 2025).</w:t>
+        <w:t xml:space="preserve"> 8120 Kalkrasmarker </w:t>
+      </w:r>
+      <w:r>
+        <w:t>(Nitare &amp; Skogsstyrelsen, 2000; SLU Artdatabanken, 2025).</w:t>
       </w:r>
     </w:p>
     <w:p>
@@ -757,28 +775,19 @@
         <w:rPr>
           <w:b/>
         </w:rPr>
-        <w:t>Spindelblomster (§8)</w:t>
-      </w:r>
-      <w:r>
-        <w:t xml:space="preserve"> växer i äldre mossrik granskog eller barrblandskog, men även i fjällbjörkskog. Arten indikerar långvarig trädkontinuitet och hög luftfuktighet och är mycket känslig för uttorkning och markskador. Spindelblomster har i många trakter minskat starkt under senare tid på grund av slutavverkningar och skogsmarksdikning. Spindelblomster är typisk art för </w:t>
+        <w:t>Nästlav</w:t>
+      </w:r>
+      <w:r>
+        <w:t xml:space="preserve"> indikerar söder om den naturliga norrlandsgränsen äldre barrskogsområden med höga naturvärden där andra ovanliga nordliga barrskogsarter kan påträffas. Nästlav är typisk art för </w:t>
       </w:r>
       <w:r>
         <w:rPr>
           <w:i/>
         </w:rPr>
-        <w:t xml:space="preserve">9010 Taiga, 9050 Näringsrik granskog </w:t>
-      </w:r>
-      <w:r>
-        <w:t>och</w:t>
-      </w:r>
-      <w:r>
-        <w:rPr>
-          <w:i/>
-        </w:rPr>
-        <w:t xml:space="preserve"> 9040 Fjällbjörkskog</w:t>
-      </w:r>
-      <w:r>
-        <w:t xml:space="preserve"> (Nitare &amp; Skogsstyrelsen, 2019; SLU Artdatabanken, 2025).</w:t>
+        <w:t xml:space="preserve">9010 Taiga </w:t>
+      </w:r>
+      <w:r>
+        <w:t>(Nitare &amp; Skogsstyrelsen, 2019; SLU Artdatabanken, 2025).</w:t>
       </w:r>
     </w:p>
     <w:p>
@@ -786,28 +795,28 @@
         <w:rPr>
           <w:b/>
         </w:rPr>
-        <w:t xml:space="preserve">Ögonpyrola </w:t>
-      </w:r>
-      <w:r>
-        <w:t xml:space="preserve">är normalt en bra signalart som visar på områden med höga naturvärden och stabila förhållanden, särskilt inom näringsfattiga trakter. Växten är mycket känslig för markskador och försvinner snabbt efter slutavverkning. Den hotas också av skogsgödsling och markavvattning. Ögonpyrola är typisk art för </w:t>
+        <w:t xml:space="preserve">Skinnlav </w:t>
+      </w:r>
+      <w:r>
+        <w:t xml:space="preserve">förekommer på diverse lövträd, främst på gammal asp och sälg. Den påträffas främst i områden med lång kontinuitet av grova lövträd och signalerar skogsmark med höga naturvärden. På lokalerna förekommer som regel ett flertal andra ovanliga eller rödlistade lavar. I likhet med gelélavarna, etablerar sig skinnlaven i skogsmark på grova aspar i sena lövsuccessioner. Skinnlav är typisk art för </w:t>
       </w:r>
       <w:r>
         <w:rPr>
           <w:i/>
         </w:rPr>
-        <w:t>9010 Taiga</w:t>
-      </w:r>
-      <w:r>
-        <w:t xml:space="preserve"> och</w:t>
+        <w:t xml:space="preserve">9010 Taiga, 9020 Nordlig ädellövskog </w:t>
+      </w:r>
+      <w:r>
+        <w:t xml:space="preserve">och </w:t>
       </w:r>
       <w:r>
         <w:rPr>
           <w:i/>
         </w:rPr>
-        <w:t xml:space="preserve"> 9070 Trädklädd betesmark</w:t>
-      </w:r>
-      <w:r>
-        <w:t xml:space="preserve"> (Nitare &amp; Skogsstyrelsen, 2019; SLU Artdatabanken, 2024).</w:t>
+        <w:t xml:space="preserve">9070 Trädklädd betesmark </w:t>
+      </w:r>
+      <w:r>
+        <w:t>(Nitare &amp; Skogsstyrelsen, 2019; SLU Artdatabanken, 2025).</w:t>
       </w:r>
     </w:p>
     <w:p>
@@ -815,19 +824,28 @@
         <w:rPr>
           <w:b/>
         </w:rPr>
-        <w:t>Blåbär</w:t>
-      </w:r>
-      <w:r>
-        <w:t xml:space="preserve"> är typisk art för </w:t>
+        <w:t>Spindelblomster (§8)</w:t>
+      </w:r>
+      <w:r>
+        <w:t xml:space="preserve"> växer i äldre mossrik granskog eller barrblandskog, men även i fjällbjörkskog. Arten indikerar långvarig trädkontinuitet och hög luftfuktighet och är mycket känslig för uttorkning och markskador. Spindelblomster har i många trakter minskat starkt under senare tid på grund av slutavverkningar och skogsmarksdikning. Spindelblomster är typisk art för </w:t>
       </w:r>
       <w:r>
         <w:rPr>
           <w:i/>
         </w:rPr>
-        <w:t>9190 Näringsfattig ekskog</w:t>
-      </w:r>
-      <w:r>
-        <w:t>. I naturskogar och kontinuitetsskogar är blåbär värdväxt för bland annat de rödlistade fjärilarna sibiriskt lundfly (EN), tajgafjällfly (EN), urskogsfly (EN), fjällskogsfly (VU), högnordiskt fjällfly (VU), baltiskt skogsfly (NT), gråpudrat skogsfly (NT), grå blåbärsfältmätare (NT) och skogsfältmätare (NT) (SLU Artdatabanken, 2026).</w:t>
+        <w:t xml:space="preserve">9010 Taiga, 9050 Näringsrik granskog </w:t>
+      </w:r>
+      <w:r>
+        <w:t>och</w:t>
+      </w:r>
+      <w:r>
+        <w:rPr>
+          <w:i/>
+        </w:rPr>
+        <w:t xml:space="preserve"> 9040 Fjällbjörkskog</w:t>
+      </w:r>
+      <w:r>
+        <w:t xml:space="preserve"> (Nitare &amp; Skogsstyrelsen, 2019; SLU Artdatabanken, 2025).</w:t>
       </w:r>
     </w:p>
     <w:p>
@@ -835,19 +853,10 @@
         <w:rPr>
           <w:b/>
         </w:rPr>
-        <w:t xml:space="preserve">Klotstarr </w:t>
+        <w:t xml:space="preserve">Spädstarr </w:t>
       </w:r>
       <w:r>
         <w:t xml:space="preserve">är typisk art för </w:t>
-      </w:r>
-      <w:r>
-        <w:rPr>
-          <w:i/>
-        </w:rPr>
-        <w:t xml:space="preserve">9740 Skogsbevuxen myr </w:t>
-      </w:r>
-      <w:r>
-        <w:t xml:space="preserve">och </w:t>
       </w:r>
       <w:r>
         <w:rPr>
@@ -864,6 +873,104 @@
         <w:rPr>
           <w:b/>
         </w:rPr>
+        <w:t xml:space="preserve">Vedticka </w:t>
+      </w:r>
+      <w:r>
+        <w:t xml:space="preserve">är en bra signalart söder om den naturliga norrlandsgränsen. Den är huvudsakligen knuten till äldre barrskogar där det föreligger långvarig kontinuitet av död barrved. Vedticka är typisk art för </w:t>
+      </w:r>
+      <w:r>
+        <w:rPr>
+          <w:i/>
+        </w:rPr>
+        <w:t xml:space="preserve">9010 Taiga </w:t>
+      </w:r>
+      <w:r>
+        <w:t>(Nitare &amp; Skogsstyrelsen, 2019; SLU Artdatabanken, 2025).</w:t>
+      </w:r>
+    </w:p>
+    <w:p>
+      <w:r>
+        <w:rPr>
+          <w:b/>
+        </w:rPr>
+        <w:t xml:space="preserve">Ögonpyrola </w:t>
+      </w:r>
+      <w:r>
+        <w:t xml:space="preserve">är normalt en bra signalart som visar på områden med höga naturvärden och stabila förhållanden, särskilt inom näringsfattiga trakter. Växten är mycket känslig för markskador och försvinner snabbt efter slutavverkning. Den hotas också av skogsgödsling och markavvattning. Ögonpyrola är typisk art för </w:t>
+      </w:r>
+      <w:r>
+        <w:rPr>
+          <w:i/>
+        </w:rPr>
+        <w:t>9010 Taiga</w:t>
+      </w:r>
+      <w:r>
+        <w:t xml:space="preserve"> och</w:t>
+      </w:r>
+      <w:r>
+        <w:rPr>
+          <w:i/>
+        </w:rPr>
+        <w:t xml:space="preserve"> 9070 Trädklädd betesmark</w:t>
+      </w:r>
+      <w:r>
+        <w:t xml:space="preserve"> (Nitare &amp; Skogsstyrelsen, 2019; SLU Artdatabanken, 2024).</w:t>
+      </w:r>
+    </w:p>
+    <w:p>
+      <w:r>
+        <w:rPr>
+          <w:b/>
+        </w:rPr>
+        <w:t>Blåbär</w:t>
+      </w:r>
+      <w:r>
+        <w:t xml:space="preserve"> är typisk art för </w:t>
+      </w:r>
+      <w:r>
+        <w:rPr>
+          <w:i/>
+        </w:rPr>
+        <w:t>9190 Näringsfattig ekskog</w:t>
+      </w:r>
+      <w:r>
+        <w:t>. I naturskogar och kontinuitetsskogar är blåbär värdväxt för bland annat de rödlistade fjärilarna sibiriskt lundfly (EN), tajgafjällfly (EN), urskogsfly (EN), fjällskogsfly (VU), högnordiskt fjällfly (VU), baltiskt skogsfly (NT), gråpudrat skogsfly (NT), grå blåbärsfältmätare (NT) och skogsfältmätare (NT) (SLU Artdatabanken, 2026).</w:t>
+      </w:r>
+    </w:p>
+    <w:p>
+      <w:r>
+        <w:rPr>
+          <w:b/>
+        </w:rPr>
+        <w:t xml:space="preserve">Klotstarr </w:t>
+      </w:r>
+      <w:r>
+        <w:t xml:space="preserve">är typisk art för </w:t>
+      </w:r>
+      <w:r>
+        <w:rPr>
+          <w:i/>
+        </w:rPr>
+        <w:t xml:space="preserve">9740 Skogsbevuxen myr </w:t>
+      </w:r>
+      <w:r>
+        <w:t xml:space="preserve">och </w:t>
+      </w:r>
+      <w:r>
+        <w:rPr>
+          <w:i/>
+        </w:rPr>
+        <w:t xml:space="preserve">9080 Lövsumpskog </w:t>
+      </w:r>
+      <w:r>
+        <w:t>(SLU Artdatabanken, 2025).</w:t>
+      </w:r>
+    </w:p>
+    <w:p>
+      <w:r>
+        <w:rPr>
+          <w:b/>
+        </w:rPr>
         <w:t xml:space="preserve">Linnea </w:t>
       </w:r>
       <w:r>
@@ -877,6 +984,55 @@
       </w:r>
       <w:r>
         <w:t>. På linnea kan man hitta sporsäcksvampen linnealudd (SLU Artdatabanken, 2025).</w:t>
+      </w:r>
+    </w:p>
+    <w:p>
+      <w:r>
+        <w:rPr>
+          <w:b/>
+        </w:rPr>
+        <w:t>Tjäder (§4)</w:t>
+      </w:r>
+      <w:r>
+        <w:t xml:space="preserve"> omfattas av bilaga 1 och 2 EU:s fågeldirektiv och är typisk art för </w:t>
+      </w:r>
+      <w:r>
+        <w:rPr>
+          <w:i/>
+        </w:rPr>
+        <w:t xml:space="preserve">9010 Taiga </w:t>
+      </w:r>
+      <w:r>
+        <w:t xml:space="preserve">och </w:t>
+      </w:r>
+      <w:r>
+        <w:rPr>
+          <w:i/>
+        </w:rPr>
+        <w:t>9740 Skogsbevuxen myr</w:t>
+      </w:r>
+      <w:r>
+        <w:t>. Tjädern är en utpräglad skogsfågel knuten till större sammanhängande barrskogsområden. Tupparna och hönorna utnyttjar till viss del olika miljöer, och habitatvalet varierar dessutom mellan olika delar av året. För att det ska finnas livskraftiga tjäderbestånd krävs funktionella skogslandskap med en blandning av uppvuxen, gles och luckig skog, täta sumpskogar, myrar och andra små våtmarker. Arten försvinner när skogen fragmenteras och den sammanlagda arealen hyggen och andra öppna områden blir för stor. Ett småskaligt och försiktigt virkesuttag genom hyggesfria metoder kan i vissa fall vara möjligt i området inom 200 m från lekcentrum. Längre ut från lekcentrum, inom 200–500 m bör den avverkade ytan inte överskrida 1 hektar för att undvika alltför stora och snabba förändringar (Skogsstyrelsen, 2019; SLU Artdatabanken, 2024).</w:t>
+      </w:r>
+    </w:p>
+    <w:p>
+      <w:r>
+        <w:rPr>
+          <w:b/>
+        </w:rPr>
+        <w:t>Tofsmes (§4)</w:t>
+      </w:r>
+      <w:r>
+        <w:t xml:space="preserve"> häckar i barr- och blandskog, främst i tallskog. Tofsmes är typisk art för </w:t>
+      </w:r>
+      <w:r>
+        <w:rPr>
+          <w:i/>
+        </w:rPr>
+        <w:t xml:space="preserve">9010 Taiga </w:t>
+      </w:r>
+      <w:r>
+        <w:t>(SLU Artdatabanken, 2025).</w:t>
       </w:r>
     </w:p>
     <w:p>
@@ -1013,7 +1169,7 @@
         <w:rPr>
           <w:i/>
         </w:rPr>
-        <w:t>I det avverkningsanmälda skogsområdet har 21 rödlistade arter och signalarter påträffats. Detta ska jämföras med Skogsstyrelsens uppföljning 2017 av nyckelbiotoper som visade att man i genomsnitt hittar 20,6 olika rödlistade arter och signalarter i en nyckelbiotop (Wijk, S. 2017. Biologisk mångfald i nyckelbiotoper – Resultat från inventeringen “Uppföljning biologisk mångfald” 2009–2015. Rapport 4/2017 Skogsstyrelsen, Jönköping).</w:t>
+        <w:t>I det avverkningsanmälda skogsområdet har 25 rödlistade arter och signalarter påträffats. Detta ska jämföras med Skogsstyrelsens uppföljning 2017 av nyckelbiotoper som visade att man i genomsnitt hittar 20,6 olika rödlistade arter och signalarter i en nyckelbiotop (Wijk, S. 2017. Biologisk mångfald i nyckelbiotoper – Resultat från inventeringen “Uppföljning biologisk mångfald” 2009–2015. Rapport 4/2017 Skogsstyrelsen, Jönköping).</w:t>
       </w:r>
     </w:p>
     <w:p>
@@ -1042,7 +1198,7 @@
         <w:rPr>
           <w:i/>
         </w:rPr>
-        <w:t>I det avverkningsanmälda skogsområdet har 26 naturvårdsarter varav 14 rödlistade arter sina livsmiljöer och växtplatser.</w:t>
+        <w:t>I det avverkningsanmälda skogsområdet har 32 naturvårdsarter varav 16 rödlistade arter sina livsmiljöer och växtplatser.</w:t>
       </w:r>
     </w:p>
     <w:p>
@@ -1776,6 +1932,75 @@
       </w:r>
       <w:r>
         <w:t>Acta Ornithologica 40(1): 53–60.</w:t>
+      </w:r>
+    </w:p>
+    <w:p>
+      <w:pPr>
+        <w:pStyle w:val="Heading1"/>
+      </w:pPr>
+      <w:r>
+        <w:t>Tjäder – ekologi samt krav på livsmiljön</w:t>
+      </w:r>
+    </w:p>
+    <w:p>
+      <w:r>
+        <w:t xml:space="preserve">Tjäder (§4) omfattas av bilaga 1 och 2 EU:s fågeldirektiv och är typisk art för </w:t>
+      </w:r>
+      <w:r>
+        <w:rPr>
+          <w:i/>
+        </w:rPr>
+        <w:t xml:space="preserve">9010 Taiga </w:t>
+      </w:r>
+      <w:r>
+        <w:t xml:space="preserve">och </w:t>
+      </w:r>
+      <w:r>
+        <w:rPr>
+          <w:i/>
+        </w:rPr>
+        <w:t>9740 Skogsbevuxen myr</w:t>
+      </w:r>
+      <w:r>
+        <w:t>. Tjädern är en utpräglad skogsfågel knuten till större sammanhängande barrskogsområden. Tupparna och hönorna utnyttjar till viss del olika miljöer, och habitatvalet varierar dessutom mellan olika delar av året. För att det ska finnas livskraftiga tjäderbestånd krävs funktionella skogslandskap med en blandning av uppvuxen, gles och luckig skog, täta sumpskogar, myrar och andra små våtmarker (Skogsstyrelsen, 2019; SLU Artdatabanken 2024).</w:t>
+      </w:r>
+    </w:p>
+    <w:p>
+      <w:r>
+        <w:t>Arten försvinner när skogen fragmenteras och den sammanlagda arealen hyggen och andra öppna områden blir för stor. Ett småskaligt och försiktigt virkesuttag genom hyggesfria metoder kan i vissa fall vara möjligt i området inom 200 m från lekcentrum. Längre ut från lekcentrum, inom 200–500 m bör den avverkade ytan inte överskrida 1 hektar för att undvika alltför stora och snabba förändringar (Skogsstyrelsen, 2019).</w:t>
+      </w:r>
+    </w:p>
+    <w:p>
+      <w:pPr>
+        <w:pStyle w:val="Heading2"/>
+      </w:pPr>
+      <w:r>
+        <w:t>Referenser – tjäder</w:t>
+      </w:r>
+    </w:p>
+    <w:p>
+      <w:r>
+        <w:t xml:space="preserve">Skogsstyrelsen, 2019. </w:t>
+      </w:r>
+      <w:r>
+        <w:rPr>
+          <w:i/>
+        </w:rPr>
+        <w:t>Vägledning för hänsyn till fåglar – tjäder.</w:t>
+      </w:r>
+    </w:p>
+    <w:p>
+      <w:r>
+        <w:t xml:space="preserve">SLU Artdatabanken, 2024. </w:t>
+      </w:r>
+      <w:r>
+        <w:rPr>
+          <w:i/>
+        </w:rPr>
+        <w:t xml:space="preserve">Artfaktablad. Naturvård – artfakta. </w:t>
+      </w:r>
+      <w:r>
+        <w:t>SLU Artdatabanken, Uppsala</w:t>
       </w:r>
     </w:p>
     <w:sectPr>
@@ -1906,7 +2131,7 @@
     <w:r>
       <w:tab/>
       <w:tab/>
-      <w:t>2026-06-25</w:t>
+      <w:t>2026-06-26</w:t>
       <w:br/>
       <w:br/>
     </w:r>

--- a/klagomål/A 23145-2026 FSC-klagomål.docx
+++ b/klagomål/A 23145-2026 FSC-klagomål.docx
@@ -2131,7 +2131,7 @@
     <w:r>
       <w:tab/>
       <w:tab/>
-      <w:t>2026-06-26</w:t>
+      <w:t>2026-06-27</w:t>
       <w:br/>
       <w:br/>
     </w:r>

--- a/klagomål/A 23145-2026 FSC-klagomål.docx
+++ b/klagomål/A 23145-2026 FSC-klagomål.docx
@@ -2131,7 +2131,7 @@
     <w:r>
       <w:tab/>
       <w:tab/>
-      <w:t>2026-06-27</w:t>
+      <w:t>2026-06-28</w:t>
       <w:br/>
       <w:br/>
     </w:r>

--- a/klagomål/A 23145-2026 FSC-klagomål.docx
+++ b/klagomål/A 23145-2026 FSC-klagomål.docx
@@ -2131,7 +2131,7 @@
     <w:r>
       <w:tab/>
       <w:tab/>
-      <w:t>2026-06-28</w:t>
+      <w:t>2026-06-29</w:t>
       <w:br/>
       <w:br/>
     </w:r>

--- a/klagomål/A 23145-2026 FSC-klagomål.docx
+++ b/klagomål/A 23145-2026 FSC-klagomål.docx
@@ -2131,7 +2131,7 @@
     <w:r>
       <w:tab/>
       <w:tab/>
-      <w:t>2026-06-29</w:t>
+      <w:t>2026-06-30</w:t>
       <w:br/>
       <w:br/>
     </w:r>

--- a/klagomål/A 23145-2026 FSC-klagomål.docx
+++ b/klagomål/A 23145-2026 FSC-klagomål.docx
@@ -2131,7 +2131,7 @@
     <w:r>
       <w:tab/>
       <w:tab/>
-      <w:t>2026-06-30</w:t>
+      <w:t>2026-07-01</w:t>
       <w:br/>
       <w:br/>
     </w:r>

--- a/klagomål/A 23145-2026 FSC-klagomål.docx
+++ b/klagomål/A 23145-2026 FSC-klagomål.docx
@@ -2131,7 +2131,7 @@
     <w:r>
       <w:tab/>
       <w:tab/>
-      <w:t>2026-07-01</w:t>
+      <w:t>2026-07-02</w:t>
       <w:br/>
       <w:br/>
     </w:r>

--- a/klagomål/A 23145-2026 FSC-klagomål.docx
+++ b/klagomål/A 23145-2026 FSC-klagomål.docx
@@ -2131,7 +2131,7 @@
     <w:r>
       <w:tab/>
       <w:tab/>
-      <w:t>2026-07-13</w:t>
+      <w:t>2026-07-14</w:t>
       <w:br/>
       <w:br/>
     </w:r>

--- a/klagomål/A 23145-2026 FSC-klagomål.docx
+++ b/klagomål/A 23145-2026 FSC-klagomål.docx
@@ -2131,7 +2131,7 @@
     <w:r>
       <w:tab/>
       <w:tab/>
-      <w:t>2026-07-14</w:t>
+      <w:t>2026-07-15</w:t>
       <w:br/>
       <w:br/>
     </w:r>

--- a/klagomål/A 23145-2026 FSC-klagomål.docx
+++ b/klagomål/A 23145-2026 FSC-klagomål.docx
@@ -2131,7 +2131,7 @@
     <w:r>
       <w:tab/>
       <w:tab/>
-      <w:t>2026-07-15</w:t>
+      <w:t>2026-07-16</w:t>
       <w:br/>
       <w:br/>
     </w:r>

--- a/klagomål/A 23145-2026 FSC-klagomål.docx
+++ b/klagomål/A 23145-2026 FSC-klagomål.docx
@@ -2131,7 +2131,7 @@
     <w:r>
       <w:tab/>
       <w:tab/>
-      <w:t>2026-07-16</w:t>
+      <w:t>2026-07-17</w:t>
       <w:br/>
       <w:br/>
     </w:r>

--- a/klagomål/A 23145-2026 FSC-klagomål.docx
+++ b/klagomål/A 23145-2026 FSC-klagomål.docx
@@ -2131,7 +2131,7 @@
     <w:r>
       <w:tab/>
       <w:tab/>
-      <w:t>2026-07-17</w:t>
+      <w:t>2026-07-18</w:t>
       <w:br/>
       <w:br/>
     </w:r>

--- a/klagomål/A 23145-2026 FSC-klagomål.docx
+++ b/klagomål/A 23145-2026 FSC-klagomål.docx
@@ -2131,7 +2131,7 @@
     <w:r>
       <w:tab/>
       <w:tab/>
-      <w:t>2026-07-18</w:t>
+      <w:t>2026-07-19</w:t>
       <w:br/>
       <w:br/>
     </w:r>

--- a/klagomål/A 23145-2026 FSC-klagomål.docx
+++ b/klagomål/A 23145-2026 FSC-klagomål.docx
@@ -2131,7 +2131,7 @@
     <w:r>
       <w:tab/>
       <w:tab/>
-      <w:t>2026-07-19</w:t>
+      <w:t>2026-07-20</w:t>
       <w:br/>
       <w:br/>
     </w:r>

--- a/klagomål/A 23145-2026 FSC-klagomål.docx
+++ b/klagomål/A 23145-2026 FSC-klagomål.docx
@@ -2131,7 +2131,7 @@
     <w:r>
       <w:tab/>
       <w:tab/>
-      <w:t>2026-07-20</w:t>
+      <w:t>2026-07-21</w:t>
       <w:br/>
       <w:br/>
     </w:r>

--- a/klagomål/A 23145-2026 FSC-klagomål.docx
+++ b/klagomål/A 23145-2026 FSC-klagomål.docx
@@ -2131,7 +2131,7 @@
     <w:r>
       <w:tab/>
       <w:tab/>
-      <w:t>2026-07-21</w:t>
+      <w:t>2026-07-22</w:t>
       <w:br/>
       <w:br/>
     </w:r>

--- a/klagomål/A 23145-2026 FSC-klagomål.docx
+++ b/klagomål/A 23145-2026 FSC-klagomål.docx
@@ -2131,7 +2131,7 @@
     <w:r>
       <w:tab/>
       <w:tab/>
-      <w:t>2026-07-22</w:t>
+      <w:t>2026-07-23</w:t>
       <w:br/>
       <w:br/>
     </w:r>

--- a/klagomål/A 23145-2026 FSC-klagomål.docx
+++ b/klagomål/A 23145-2026 FSC-klagomål.docx
@@ -2131,7 +2131,7 @@
     <w:r>
       <w:tab/>
       <w:tab/>
-      <w:t>2026-07-23</w:t>
+      <w:t>2026-07-24</w:t>
       <w:br/>
       <w:br/>
     </w:r>

--- a/klagomål/A 23145-2026 FSC-klagomål.docx
+++ b/klagomål/A 23145-2026 FSC-klagomål.docx
@@ -2131,7 +2131,7 @@
     <w:r>
       <w:tab/>
       <w:tab/>
-      <w:t>2026-07-24</w:t>
+      <w:t>2026-07-25</w:t>
       <w:br/>
       <w:br/>
     </w:r>

--- a/klagomål/A 23145-2026 FSC-klagomål.docx
+++ b/klagomål/A 23145-2026 FSC-klagomål.docx
@@ -2131,7 +2131,7 @@
     <w:r>
       <w:tab/>
       <w:tab/>
-      <w:t>2026-07-25</w:t>
+      <w:t>2026-07-26</w:t>
       <w:br/>
       <w:br/>
     </w:r>

--- a/klagomål/A 23145-2026 FSC-klagomål.docx
+++ b/klagomål/A 23145-2026 FSC-klagomål.docx
@@ -178,7 +178,7 @@
       <w:r>
         <w:drawing>
           <wp:inline xmlns:a="http://schemas.openxmlformats.org/drawingml/2006/main" xmlns:pic="http://schemas.openxmlformats.org/drawingml/2006/picture">
-            <wp:extent cx="5486400" cy="5627802"/>
+            <wp:extent cx="5486400" cy="5537305"/>
             <wp:docPr id="1" name="Picture 1"/>
             <wp:cNvGraphicFramePr>
               <a:graphicFrameLocks noChangeAspect="1"/>
@@ -199,7 +199,7 @@
                   <pic:spPr>
                     <a:xfrm>
                       <a:off x="0" y="0"/>
-                      <a:ext cx="5486400" cy="5627802"/>
+                      <a:ext cx="5486400" cy="5537305"/>
                     </a:xfrm>
                     <a:prstGeom prst="rect"/>
                   </pic:spPr>
@@ -221,7 +221,7 @@
     </w:p>
     <w:p>
       <w:r>
-        <w:t>I och inom 14 meter från avverkningsanmälan finns fynd av 32 naturvårdsarter, varav 16 är rödlistade, 6 är fridlysta, 26 är typiska (T) och 9 är signalarter (S): garnlav (VU, T), knärot (VU, T, §8), blanksvart spiklav (NT), dropptaggsvamp (NT, T), dvärgbägarlav (NT, T), kolflarnlav (NT, T), liten svartspik (NT), lunglav (NT, T), mörk kolflarnlav (NT), talltagel (NT, T), tretåig hackspett (NT, T, §4), ullticka (NT, T), vedskivlav (NT, T), violettgrå tagellav (NT, T), vitgrynig nållav (NT), vårtig dynlav (NT), grönpyrola (S, T), gytterlav (S, T), norrlandslav (S, T), nästlav (S, T), skinnlav (S, T), spindelblomster (S, T, §8), spädstarr (S, T), vedticka (S, T), ögonpyrola (S, T), blåbär (T), klotstarr (T), linnea (T), tjäder (T, §4), tofsmes (T, §4), ängskovall (T) och revlummer (§9). Se Figur 1.</w:t>
+        <w:t>I och inom 14 meter från avverkningsanmälan finns fynd av 31 naturvårdsarter, varav 15 är rödlistade, 5 är fridlysta, 25 är typiska (T) och 9 är signalarter (S): garnlav (VU, T), knärot (VU, T, §8), blanksvart spiklav (NT), dropptaggsvamp (NT, T), dvärgbägarlav (NT, T), kolflarnlav (NT, T), liten svartspik (NT), lunglav (NT, T), mörk kolflarnlav (NT), talltagel (NT, T), ullticka (NT, T), vedskivlav (NT, T), violettgrå tagellav (NT, T), vitgrynig nållav (NT), vårtig dynlav (NT), grönpyrola (S, T), gytterlav (S, T), norrlandslav (S, T), nästlav (S, T), skinnlav (S, T), spindelblomster (S, T, §8), spädstarr (S, T), vedticka (S, T), ögonpyrola (S, T), blåbär (T), klotstarr (T), linnea (T), tjäder (T, §4), tofsmes (T, §4), ängskovall (T) och revlummer (§9). Se Figur 1.</w:t>
       </w:r>
     </w:p>
     <w:p>
@@ -550,35 +550,6 @@
         <w:rPr>
           <w:b/>
         </w:rPr>
-        <w:t>Tretåig hackspett (NT, §4)</w:t>
-      </w:r>
-      <w:r>
-        <w:t xml:space="preserve"> är rödlistad som nära hotad och ingår i bilaga 1 i EU:s fågeldirektiv. Tretåig hackspett är för sin överlevnad beroende av kontinuerlig tillförsel av äldre döende och död ved, som sker genom naturliga självgallringsprocesser i äldre grannaturskogar och barrblandade naturskogar. Om en skog genom skogsbruk gallras eller glesas ur så upphör och uteblir i stort sett den naturliga självgallringsprocessen för mycket lång tid framöver vilket omöjliggör upprätthållandet av den kontinuerliga ekologiska funktionen i ett område. Det finns studier som visar att naturskogens självgallringsprocess som den tretåiga hackspetten är beroende av, inte kan ersättas med efterlämnad hänsyn i skogsbruket (Imbeau &amp; Desrochers, 2002). Storleken på häckningsreviret varierar med skogstypen, förekomsten av död ved och graden av fragmentering, men är i allmänhet i storleksordningen 25–100 hektar. Vintertid krävs ofta betydligt större områden och det finns studier som antyder att arten behöver minst 100 hektar äldre skog. I områden med låg bonitet kan det behövas över 200 hektar lämpligt habitat för att ett par ska kunna reproducera sig. Områden med dokumenterad permanent förekomst i naturskogsmiljöer har vanligen så stora naturvärden att skogsbruk är olämpligt. Tretåig hackspett är typisk art för </w:t>
-      </w:r>
-      <w:r>
-        <w:rPr>
-          <w:i/>
-        </w:rPr>
-        <w:t xml:space="preserve">9010 Taiga, 9740 Skogsbevuxen myr, 9030 Landhöjningsskog </w:t>
-      </w:r>
-      <w:r>
-        <w:t xml:space="preserve">och </w:t>
-      </w:r>
-      <w:r>
-        <w:rPr>
-          <w:i/>
-        </w:rPr>
-        <w:t>9040 Fjällbjörkskog</w:t>
-      </w:r>
-      <w:r>
-        <w:t xml:space="preserve"> (Skogsstyrelsen, 2016; SLU Artdatabanken, 2024).</w:t>
-      </w:r>
-    </w:p>
-    <w:p>
-      <w:r>
-        <w:rPr>
-          <w:b/>
-        </w:rPr>
         <w:t>Ullticka (NT)</w:t>
       </w:r>
       <w:r>
@@ -1169,7 +1140,7 @@
         <w:rPr>
           <w:i/>
         </w:rPr>
-        <w:t>I det avverkningsanmälda skogsområdet har 25 rödlistade arter och signalarter påträffats. Detta ska jämföras med Skogsstyrelsens uppföljning 2017 av nyckelbiotoper som visade att man i genomsnitt hittar 20,6 olika rödlistade arter och signalarter i en nyckelbiotop (Wijk, S. 2017. Biologisk mångfald i nyckelbiotoper – Resultat från inventeringen “Uppföljning biologisk mångfald” 2009–2015. Rapport 4/2017 Skogsstyrelsen, Jönköping).</w:t>
+        <w:t>I det avverkningsanmälda skogsområdet har 24 rödlistade arter och signalarter påträffats. Detta ska jämföras med Skogsstyrelsens uppföljning 2017 av nyckelbiotoper som visade att man i genomsnitt hittar 20,6 olika rödlistade arter och signalarter i en nyckelbiotop (Wijk, S. 2017. Biologisk mångfald i nyckelbiotoper – Resultat från inventeringen “Uppföljning biologisk mångfald” 2009–2015. Rapport 4/2017 Skogsstyrelsen, Jönköping).</w:t>
       </w:r>
     </w:p>
     <w:p>
@@ -1198,7 +1169,7 @@
         <w:rPr>
           <w:i/>
         </w:rPr>
-        <w:t>I det avverkningsanmälda skogsområdet har 32 naturvårdsarter varav 16 rödlistade arter sina livsmiljöer och växtplatser.</w:t>
+        <w:t>I det avverkningsanmälda skogsområdet har 31 naturvårdsarter varav 15 rödlistade arter sina livsmiljöer och växtplatser.</w:t>
       </w:r>
     </w:p>
     <w:p>
@@ -1731,207 +1702,6 @@
       </w:r>
       <w:r>
         <w:t>SLU Artdatabanken, Uppsala.</w:t>
-      </w:r>
-    </w:p>
-    <w:p>
-      <w:pPr>
-        <w:pStyle w:val="Heading1"/>
-      </w:pPr>
-      <w:r>
-        <w:t>Tretåig hackspett – ekologi samt krav på livsmiljön</w:t>
-      </w:r>
-    </w:p>
-    <w:p>
-      <w:r>
-        <w:t xml:space="preserve">Tretåig hackspett (NT) är fridlyst enligt §4 Artskyddsförordningen och finns med som prioriterad art i Skogsstyrelsen vägledning för skogsbruket (bilaga 4 till SVL). I vägledningen står bland annat att: </w:t>
-      </w:r>
-      <w:r>
-        <w:rPr>
-          <w:i/>
-        </w:rPr>
-        <w:t xml:space="preserve">“Tretåig hackspett har stora arealkrav och höga krav på sin livsmiljö. Omdaningen av naturskogar till kulturskogar medför en förlust av viktiga miljöer, något som förstärks av ökad fragmentering till följd av avverkningar.” </w:t>
-      </w:r>
-      <w:r>
-        <w:t xml:space="preserve">Vidare att: </w:t>
-      </w:r>
-      <w:r>
-        <w:rPr>
-          <w:i/>
-        </w:rPr>
-        <w:t>“Områden med dokumenterad permanent förekomst i naturskogsmiljöer har vanligen så stora naturvärden att skogsbruk är olämpligt”</w:t>
-      </w:r>
-      <w:r>
-        <w:t xml:space="preserve"> (SLU Artdatabanken, 2024; Skogsstyrelsen, 2016)</w:t>
-      </w:r>
-      <w:r>
-        <w:rPr>
-          <w:i/>
-        </w:rPr>
-        <w:t>.</w:t>
-      </w:r>
-    </w:p>
-    <w:p>
-      <w:r>
-        <w:t>Tretåig hackspett är beroende av större sammanhängande naturskogar med kontinuerlig tillgång och nybildning av död ved och fragmentering av livsmiljöerna utgör ett stort hot mot arten (se exempelvis Stachura-Skierczynska et al., 2009; Wesolowski et al., 2005; Butler et al., 2004; Pakkala et al., 2002; Amcoff et al., 1996; Virkkala, 1991). Det finns studier som visar att naturskogens självgallringsprocess som den tretåiga hackspetten är beroende av, inte kan ersättas med efterlämnad hänsyn i skogsbruket (Imbeau &amp; Desrochers, 2002).</w:t>
-      </w:r>
-    </w:p>
-    <w:p>
-      <w:r>
-        <w:t>Permanenta revir av tretåig hackspett karaktäriseras ofta av artens typiska ringformigt ordnade hackmärken på framför allt gamla granar. För att säkerställa att inte revir av tretåig hackspett drabbas av avverkningsplanerna bör en inventering göras i området både under häckningstid och under vintern, då arten utnyttjar betydligt större områden än under sommarens häckningsrevir. Storleken på häckningsreviret varierar med skogstypen, förekomsten av död ved och graden av fragmentering, men är i allmänhet i storleksordningen 25–100 hektar (SLU Artdatabanken, 2024; Skogsstyrelsen, 2016).</w:t>
-      </w:r>
-    </w:p>
-    <w:p>
-      <w:r>
-        <w:t xml:space="preserve">Förutom fridlysning enligt §4 Artskyddsförordningen är tretåig hackspett även förtecknad i EU:s fågeldirektiv bilaga 1. Den är typisk art för </w:t>
-      </w:r>
-      <w:r>
-        <w:rPr>
-          <w:i/>
-        </w:rPr>
-        <w:t xml:space="preserve">9010 Taiga, 9740 Skogsbevuxen myr, 9030 Landhöjningsskog </w:t>
-      </w:r>
-      <w:r>
-        <w:t xml:space="preserve">och </w:t>
-      </w:r>
-      <w:r>
-        <w:rPr>
-          <w:i/>
-        </w:rPr>
-        <w:t>9040 Fjällbjörkskog</w:t>
-      </w:r>
-      <w:r>
-        <w:t xml:space="preserve"> samt ingår i Natura 2000 och är förtecknad i Bernkonventionen bilaga II (strikt skyddade djurarter) (SLU Artdatabanken, 2024; Skogsstyrelsen, 2016).</w:t>
-      </w:r>
-    </w:p>
-    <w:p>
-      <w:pPr>
-        <w:pStyle w:val="Heading2"/>
-      </w:pPr>
-      <w:r>
-        <w:t>Referenser – tretåig hackspett</w:t>
-      </w:r>
-    </w:p>
-    <w:p>
-      <w:r>
-        <w:t xml:space="preserve">Amcoff, M. &amp; Eriksson, P. 1996. </w:t>
-      </w:r>
-      <w:r>
-        <w:rPr>
-          <w:i/>
-        </w:rPr>
-        <w:t xml:space="preserve">Förekomst av tretåig hackspett Picoides tridactylus på bestånds- och landskapsnivå. </w:t>
-      </w:r>
-      <w:r>
-        <w:t>Ornis Svecica 6: 107–119.</w:t>
-      </w:r>
-    </w:p>
-    <w:p>
-      <w:r>
-        <w:t xml:space="preserve">Butler, R., Angelstam, P., Ekelund, P. &amp; Schlaeffer, R. 2004. </w:t>
-      </w:r>
-      <w:r>
-        <w:rPr>
-          <w:i/>
-        </w:rPr>
-        <w:t xml:space="preserve">Dead wood threshold values for the three-toed woodpecker presence in boreal and sub-Alpine forest. </w:t>
-      </w:r>
-      <w:r>
-        <w:t>Biological conservation 119(3): 305–318.</w:t>
-      </w:r>
-    </w:p>
-    <w:p>
-      <w:r>
-        <w:t xml:space="preserve">Imbeau, L. &amp; Desrochers, A. 2002. </w:t>
-      </w:r>
-      <w:r>
-        <w:rPr>
-          <w:i/>
-        </w:rPr>
-        <w:t xml:space="preserve">Foraging Ecology and Use of Drumming Trees by Three-Toed Woodpeckers. </w:t>
-      </w:r>
-      <w:r>
-        <w:t>The Journal of Wildlife Management. Vol. 66, No. 1 (Jan., 2002), pp. 222–231.</w:t>
-      </w:r>
-    </w:p>
-    <w:p>
-      <w:r>
-        <w:t xml:space="preserve">Pakkala, T., Hanski, I. &amp; Tomppo, E. 2002. </w:t>
-      </w:r>
-      <w:r>
-        <w:rPr>
-          <w:i/>
-        </w:rPr>
-        <w:t xml:space="preserve">Spatial ecology of the three-toed woodpecker in managed forest landscapes. </w:t>
-      </w:r>
-      <w:r>
-        <w:t>Silva Fennica 36(1): 279–288.</w:t>
-      </w:r>
-    </w:p>
-    <w:p>
-      <w:r>
-        <w:t xml:space="preserve">Skogsstyrelsen, 2016. </w:t>
-      </w:r>
-      <w:r>
-        <w:rPr>
-          <w:i/>
-        </w:rPr>
-        <w:t>Vägledning för hänsyn till fåglar – Tretåig hackspett.</w:t>
-      </w:r>
-    </w:p>
-    <w:p>
-      <w:r>
-        <w:t xml:space="preserve">SLU Artdatabanken, 2024. </w:t>
-      </w:r>
-      <w:r>
-        <w:rPr>
-          <w:i/>
-        </w:rPr>
-        <w:t xml:space="preserve">Artfaktablad. Naturvård – artfakta. </w:t>
-      </w:r>
-      <w:r>
-        <w:t>SLU Artdatabanken, Uppsala.</w:t>
-      </w:r>
-    </w:p>
-    <w:p>
-      <w:r>
-        <w:t xml:space="preserve">Stachura-Skierczynska, K., Tumiel, T. &amp; Skierczynski, M. 2009. </w:t>
-      </w:r>
-      <w:r>
-        <w:rPr>
-          <w:i/>
-        </w:rPr>
-        <w:t xml:space="preserve">Habitat prediction model for three-toed woodpecker and its implications for the conservation of biologically valuable forests. </w:t>
-      </w:r>
-      <w:r>
-        <w:t>Forest Ecology and Management 258(5): 697–703.</w:t>
-      </w:r>
-    </w:p>
-    <w:p>
-      <w:r>
-        <w:t xml:space="preserve">Virkkala, R. 1991. </w:t>
-      </w:r>
-      <w:r>
-        <w:rPr>
-          <w:i/>
-        </w:rPr>
-        <w:t xml:space="preserve">Population trends of forest birds in a Finnish Lapland landscape of large habitat blocks – Consequences of stochastic environmental variation or regional habitat alteration. </w:t>
-      </w:r>
-      <w:r>
-        <w:t>Biological conservation 56(2): 223–240.</w:t>
-      </w:r>
-    </w:p>
-    <w:p>
-      <w:r>
-        <w:t xml:space="preserve">Wesolowski, T., Czeszczewik, D. &amp; Rowinski, P. 2005. </w:t>
-      </w:r>
-      <w:r>
-        <w:rPr>
-          <w:i/>
-        </w:rPr>
-        <w:t xml:space="preserve">Effects of forest management on Three-toed Woodpecker Picoides tridactylus distribution in the Bialowieza Forest (NE Poland): conservation implications. </w:t>
-      </w:r>
-      <w:r>
-        <w:t>Acta Ornithologica 40(1): 53–60.</w:t>
       </w:r>
     </w:p>
     <w:p>
@@ -2131,7 +1901,7 @@
     <w:r>
       <w:tab/>
       <w:tab/>
-      <w:t>2026-07-26</w:t>
+      <w:t>2026-07-27</w:t>
       <w:br/>
       <w:br/>
     </w:r>

--- a/klagomål/A 23145-2026 FSC-klagomål.docx
+++ b/klagomål/A 23145-2026 FSC-klagomål.docx
@@ -1901,7 +1901,7 @@
     <w:r>
       <w:tab/>
       <w:tab/>
-      <w:t>2026-07-27</w:t>
+      <w:t>2026-07-28</w:t>
       <w:br/>
       <w:br/>
     </w:r>

--- a/klagomål/A 23145-2026 FSC-klagomål.docx
+++ b/klagomål/A 23145-2026 FSC-klagomål.docx
@@ -1901,7 +1901,7 @@
     <w:r>
       <w:tab/>
       <w:tab/>
-      <w:t>2026-07-28</w:t>
+      <w:t>2026-07-29</w:t>
       <w:br/>
       <w:br/>
     </w:r>

--- a/klagomål/A 23145-2026 FSC-klagomål.docx
+++ b/klagomål/A 23145-2026 FSC-klagomål.docx
@@ -178,7 +178,7 @@
       <w:r>
         <w:drawing>
           <wp:inline xmlns:a="http://schemas.openxmlformats.org/drawingml/2006/main" xmlns:pic="http://schemas.openxmlformats.org/drawingml/2006/picture">
-            <wp:extent cx="5486400" cy="5537305"/>
+            <wp:extent cx="5486400" cy="5627802"/>
             <wp:docPr id="1" name="Picture 1"/>
             <wp:cNvGraphicFramePr>
               <a:graphicFrameLocks noChangeAspect="1"/>
@@ -199,7 +199,7 @@
                   <pic:spPr>
                     <a:xfrm>
                       <a:off x="0" y="0"/>
-                      <a:ext cx="5486400" cy="5537305"/>
+                      <a:ext cx="5486400" cy="5627802"/>
                     </a:xfrm>
                     <a:prstGeom prst="rect"/>
                   </pic:spPr>
@@ -221,7 +221,7 @@
     </w:p>
     <w:p>
       <w:r>
-        <w:t>I och inom 14 meter från avverkningsanmälan finns fynd av 31 naturvårdsarter, varav 15 är rödlistade, 5 är fridlysta, 25 är typiska (T) och 9 är signalarter (S): garnlav (VU, T), knärot (VU, T, §8), blanksvart spiklav (NT), dropptaggsvamp (NT, T), dvärgbägarlav (NT, T), kolflarnlav (NT, T), liten svartspik (NT), lunglav (NT, T), mörk kolflarnlav (NT), talltagel (NT, T), ullticka (NT, T), vedskivlav (NT, T), violettgrå tagellav (NT, T), vitgrynig nållav (NT), vårtig dynlav (NT), grönpyrola (S, T), gytterlav (S, T), norrlandslav (S, T), nästlav (S, T), skinnlav (S, T), spindelblomster (S, T, §8), spädstarr (S, T), vedticka (S, T), ögonpyrola (S, T), blåbär (T), klotstarr (T), linnea (T), tjäder (T, §4), tofsmes (T, §4), ängskovall (T) och revlummer (§9). Se Figur 1.</w:t>
+        <w:t>I och inom 14 meter från avverkningsanmälan finns fynd av 32 naturvårdsarter, varav 16 är rödlistade, 6 är fridlysta, 26 är typiska (T) och 9 är signalarter (S): garnlav (VU, T), knärot (VU, T, §8), blanksvart spiklav (NT), dropptaggsvamp (NT, T), dvärgbägarlav (NT, T), kolflarnlav (NT, T), liten svartspik (NT), lunglav (NT, T), mörk kolflarnlav (NT), talltagel (NT, T), tretåig hackspett (NT, T, §4), ullticka (NT, T), vedskivlav (NT, T), violettgrå tagellav (NT, T), vitgrynig nållav (NT), vårtig dynlav (NT), grönpyrola (S, T), gytterlav (S, T), norrlandslav (S, T), nästlav (S, T), skinnlav (S, T), spindelblomster (S, T, §8), spädstarr (S, T), vedticka (S, T), ögonpyrola (S, T), blåbär (T), klotstarr (T), linnea (T), tjäder (T, §4), tofsmes (T, §4), ängskovall (T) och revlummer (§9). Se Figur 1.</w:t>
       </w:r>
     </w:p>
     <w:p>
@@ -550,6 +550,35 @@
         <w:rPr>
           <w:b/>
         </w:rPr>
+        <w:t>Tretåig hackspett (NT, §4)</w:t>
+      </w:r>
+      <w:r>
+        <w:t xml:space="preserve"> är rödlistad som nära hotad och ingår i bilaga 1 i EU:s fågeldirektiv. Tretåig hackspett är för sin överlevnad beroende av kontinuerlig tillförsel av äldre döende och död ved, som sker genom naturliga självgallringsprocesser i äldre grannaturskogar och barrblandade naturskogar. Om en skog genom skogsbruk gallras eller glesas ur så upphör och uteblir i stort sett den naturliga självgallringsprocessen för mycket lång tid framöver vilket omöjliggör upprätthållandet av den kontinuerliga ekologiska funktionen i ett område. Det finns studier som visar att naturskogens självgallringsprocess som den tretåiga hackspetten är beroende av, inte kan ersättas med efterlämnad hänsyn i skogsbruket (Imbeau &amp; Desrochers, 2002). Storleken på häckningsreviret varierar med skogstypen, förekomsten av död ved och graden av fragmentering, men är i allmänhet i storleksordningen 25–100 hektar. Vintertid krävs ofta betydligt större områden och det finns studier som antyder att arten behöver minst 100 hektar äldre skog. I områden med låg bonitet kan det behövas över 200 hektar lämpligt habitat för att ett par ska kunna reproducera sig. Områden med dokumenterad permanent förekomst i naturskogsmiljöer har vanligen så stora naturvärden att skogsbruk är olämpligt. Tretåig hackspett är typisk art för </w:t>
+      </w:r>
+      <w:r>
+        <w:rPr>
+          <w:i/>
+        </w:rPr>
+        <w:t xml:space="preserve">9010 Taiga, 9740 Skogsbevuxen myr, 9030 Landhöjningsskog </w:t>
+      </w:r>
+      <w:r>
+        <w:t xml:space="preserve">och </w:t>
+      </w:r>
+      <w:r>
+        <w:rPr>
+          <w:i/>
+        </w:rPr>
+        <w:t>9040 Fjällbjörkskog</w:t>
+      </w:r>
+      <w:r>
+        <w:t xml:space="preserve"> (Skogsstyrelsen, 2016; SLU Artdatabanken, 2024).</w:t>
+      </w:r>
+    </w:p>
+    <w:p>
+      <w:r>
+        <w:rPr>
+          <w:b/>
+        </w:rPr>
         <w:t>Ullticka (NT)</w:t>
       </w:r>
       <w:r>
@@ -1140,7 +1169,7 @@
         <w:rPr>
           <w:i/>
         </w:rPr>
-        <w:t>I det avverkningsanmälda skogsområdet har 24 rödlistade arter och signalarter påträffats. Detta ska jämföras med Skogsstyrelsens uppföljning 2017 av nyckelbiotoper som visade att man i genomsnitt hittar 20,6 olika rödlistade arter och signalarter i en nyckelbiotop (Wijk, S. 2017. Biologisk mångfald i nyckelbiotoper – Resultat från inventeringen “Uppföljning biologisk mångfald” 2009–2015. Rapport 4/2017 Skogsstyrelsen, Jönköping).</w:t>
+        <w:t>I det avverkningsanmälda skogsområdet har 25 rödlistade arter och signalarter påträffats. Detta ska jämföras med Skogsstyrelsens uppföljning 2017 av nyckelbiotoper som visade att man i genomsnitt hittar 20,6 olika rödlistade arter och signalarter i en nyckelbiotop (Wijk, S. 2017. Biologisk mångfald i nyckelbiotoper – Resultat från inventeringen “Uppföljning biologisk mångfald” 2009–2015. Rapport 4/2017 Skogsstyrelsen, Jönköping).</w:t>
       </w:r>
     </w:p>
     <w:p>
@@ -1169,7 +1198,7 @@
         <w:rPr>
           <w:i/>
         </w:rPr>
-        <w:t>I det avverkningsanmälda skogsområdet har 31 naturvårdsarter varav 15 rödlistade arter sina livsmiljöer och växtplatser.</w:t>
+        <w:t>I det avverkningsanmälda skogsområdet har 32 naturvårdsarter varav 16 rödlistade arter sina livsmiljöer och växtplatser.</w:t>
       </w:r>
     </w:p>
     <w:p>
@@ -1702,6 +1731,207 @@
       </w:r>
       <w:r>
         <w:t>SLU Artdatabanken, Uppsala.</w:t>
+      </w:r>
+    </w:p>
+    <w:p>
+      <w:pPr>
+        <w:pStyle w:val="Heading1"/>
+      </w:pPr>
+      <w:r>
+        <w:t>Tretåig hackspett – ekologi samt krav på livsmiljön</w:t>
+      </w:r>
+    </w:p>
+    <w:p>
+      <w:r>
+        <w:t xml:space="preserve">Tretåig hackspett (NT) är fridlyst enligt §4 Artskyddsförordningen och finns med som prioriterad art i Skogsstyrelsen vägledning för skogsbruket (bilaga 4 till SVL). I vägledningen står bland annat att: </w:t>
+      </w:r>
+      <w:r>
+        <w:rPr>
+          <w:i/>
+        </w:rPr>
+        <w:t xml:space="preserve">“Tretåig hackspett har stora arealkrav och höga krav på sin livsmiljö. Omdaningen av naturskogar till kulturskogar medför en förlust av viktiga miljöer, något som förstärks av ökad fragmentering till följd av avverkningar.” </w:t>
+      </w:r>
+      <w:r>
+        <w:t xml:space="preserve">Vidare att: </w:t>
+      </w:r>
+      <w:r>
+        <w:rPr>
+          <w:i/>
+        </w:rPr>
+        <w:t>“Områden med dokumenterad permanent förekomst i naturskogsmiljöer har vanligen så stora naturvärden att skogsbruk är olämpligt”</w:t>
+      </w:r>
+      <w:r>
+        <w:t xml:space="preserve"> (SLU Artdatabanken, 2024; Skogsstyrelsen, 2016)</w:t>
+      </w:r>
+      <w:r>
+        <w:rPr>
+          <w:i/>
+        </w:rPr>
+        <w:t>.</w:t>
+      </w:r>
+    </w:p>
+    <w:p>
+      <w:r>
+        <w:t>Tretåig hackspett är beroende av större sammanhängande naturskogar med kontinuerlig tillgång och nybildning av död ved och fragmentering av livsmiljöerna utgör ett stort hot mot arten (se exempelvis Stachura-Skierczynska et al., 2009; Wesolowski et al., 2005; Butler et al., 2004; Pakkala et al., 2002; Amcoff et al., 1996; Virkkala, 1991). Det finns studier som visar att naturskogens självgallringsprocess som den tretåiga hackspetten är beroende av, inte kan ersättas med efterlämnad hänsyn i skogsbruket (Imbeau &amp; Desrochers, 2002).</w:t>
+      </w:r>
+    </w:p>
+    <w:p>
+      <w:r>
+        <w:t>Permanenta revir av tretåig hackspett karaktäriseras ofta av artens typiska ringformigt ordnade hackmärken på framför allt gamla granar. För att säkerställa att inte revir av tretåig hackspett drabbas av avverkningsplanerna bör en inventering göras i området både under häckningstid och under vintern, då arten utnyttjar betydligt större områden än under sommarens häckningsrevir. Storleken på häckningsreviret varierar med skogstypen, förekomsten av död ved och graden av fragmentering, men är i allmänhet i storleksordningen 25–100 hektar (SLU Artdatabanken, 2024; Skogsstyrelsen, 2016).</w:t>
+      </w:r>
+    </w:p>
+    <w:p>
+      <w:r>
+        <w:t xml:space="preserve">Förutom fridlysning enligt §4 Artskyddsförordningen är tretåig hackspett även förtecknad i EU:s fågeldirektiv bilaga 1. Den är typisk art för </w:t>
+      </w:r>
+      <w:r>
+        <w:rPr>
+          <w:i/>
+        </w:rPr>
+        <w:t xml:space="preserve">9010 Taiga, 9740 Skogsbevuxen myr, 9030 Landhöjningsskog </w:t>
+      </w:r>
+      <w:r>
+        <w:t xml:space="preserve">och </w:t>
+      </w:r>
+      <w:r>
+        <w:rPr>
+          <w:i/>
+        </w:rPr>
+        <w:t>9040 Fjällbjörkskog</w:t>
+      </w:r>
+      <w:r>
+        <w:t xml:space="preserve"> samt ingår i Natura 2000 och är förtecknad i Bernkonventionen bilaga II (strikt skyddade djurarter) (SLU Artdatabanken, 2024; Skogsstyrelsen, 2016).</w:t>
+      </w:r>
+    </w:p>
+    <w:p>
+      <w:pPr>
+        <w:pStyle w:val="Heading2"/>
+      </w:pPr>
+      <w:r>
+        <w:t>Referenser – tretåig hackspett</w:t>
+      </w:r>
+    </w:p>
+    <w:p>
+      <w:r>
+        <w:t xml:space="preserve">Amcoff, M. &amp; Eriksson, P. 1996. </w:t>
+      </w:r>
+      <w:r>
+        <w:rPr>
+          <w:i/>
+        </w:rPr>
+        <w:t xml:space="preserve">Förekomst av tretåig hackspett Picoides tridactylus på bestånds- och landskapsnivå. </w:t>
+      </w:r>
+      <w:r>
+        <w:t>Ornis Svecica 6: 107–119.</w:t>
+      </w:r>
+    </w:p>
+    <w:p>
+      <w:r>
+        <w:t xml:space="preserve">Butler, R., Angelstam, P., Ekelund, P. &amp; Schlaeffer, R. 2004. </w:t>
+      </w:r>
+      <w:r>
+        <w:rPr>
+          <w:i/>
+        </w:rPr>
+        <w:t xml:space="preserve">Dead wood threshold values for the three-toed woodpecker presence in boreal and sub-Alpine forest. </w:t>
+      </w:r>
+      <w:r>
+        <w:t>Biological conservation 119(3): 305–318.</w:t>
+      </w:r>
+    </w:p>
+    <w:p>
+      <w:r>
+        <w:t xml:space="preserve">Imbeau, L. &amp; Desrochers, A. 2002. </w:t>
+      </w:r>
+      <w:r>
+        <w:rPr>
+          <w:i/>
+        </w:rPr>
+        <w:t xml:space="preserve">Foraging Ecology and Use of Drumming Trees by Three-Toed Woodpeckers. </w:t>
+      </w:r>
+      <w:r>
+        <w:t>The Journal of Wildlife Management. Vol. 66, No. 1 (Jan., 2002), pp. 222–231.</w:t>
+      </w:r>
+    </w:p>
+    <w:p>
+      <w:r>
+        <w:t xml:space="preserve">Pakkala, T., Hanski, I. &amp; Tomppo, E. 2002. </w:t>
+      </w:r>
+      <w:r>
+        <w:rPr>
+          <w:i/>
+        </w:rPr>
+        <w:t xml:space="preserve">Spatial ecology of the three-toed woodpecker in managed forest landscapes. </w:t>
+      </w:r>
+      <w:r>
+        <w:t>Silva Fennica 36(1): 279–288.</w:t>
+      </w:r>
+    </w:p>
+    <w:p>
+      <w:r>
+        <w:t xml:space="preserve">Skogsstyrelsen, 2016. </w:t>
+      </w:r>
+      <w:r>
+        <w:rPr>
+          <w:i/>
+        </w:rPr>
+        <w:t>Vägledning för hänsyn till fåglar – Tretåig hackspett.</w:t>
+      </w:r>
+    </w:p>
+    <w:p>
+      <w:r>
+        <w:t xml:space="preserve">SLU Artdatabanken, 2024. </w:t>
+      </w:r>
+      <w:r>
+        <w:rPr>
+          <w:i/>
+        </w:rPr>
+        <w:t xml:space="preserve">Artfaktablad. Naturvård – artfakta. </w:t>
+      </w:r>
+      <w:r>
+        <w:t>SLU Artdatabanken, Uppsala.</w:t>
+      </w:r>
+    </w:p>
+    <w:p>
+      <w:r>
+        <w:t xml:space="preserve">Stachura-Skierczynska, K., Tumiel, T. &amp; Skierczynski, M. 2009. </w:t>
+      </w:r>
+      <w:r>
+        <w:rPr>
+          <w:i/>
+        </w:rPr>
+        <w:t xml:space="preserve">Habitat prediction model for three-toed woodpecker and its implications for the conservation of biologically valuable forests. </w:t>
+      </w:r>
+      <w:r>
+        <w:t>Forest Ecology and Management 258(5): 697–703.</w:t>
+      </w:r>
+    </w:p>
+    <w:p>
+      <w:r>
+        <w:t xml:space="preserve">Virkkala, R. 1991. </w:t>
+      </w:r>
+      <w:r>
+        <w:rPr>
+          <w:i/>
+        </w:rPr>
+        <w:t xml:space="preserve">Population trends of forest birds in a Finnish Lapland landscape of large habitat blocks – Consequences of stochastic environmental variation or regional habitat alteration. </w:t>
+      </w:r>
+      <w:r>
+        <w:t>Biological conservation 56(2): 223–240.</w:t>
+      </w:r>
+    </w:p>
+    <w:p>
+      <w:r>
+        <w:t xml:space="preserve">Wesolowski, T., Czeszczewik, D. &amp; Rowinski, P. 2005. </w:t>
+      </w:r>
+      <w:r>
+        <w:rPr>
+          <w:i/>
+        </w:rPr>
+        <w:t xml:space="preserve">Effects of forest management on Three-toed Woodpecker Picoides tridactylus distribution in the Bialowieza Forest (NE Poland): conservation implications. </w:t>
+      </w:r>
+      <w:r>
+        <w:t>Acta Ornithologica 40(1): 53–60.</w:t>
       </w:r>
     </w:p>
     <w:p>
@@ -1901,7 +2131,7 @@
     <w:r>
       <w:tab/>
       <w:tab/>
-      <w:t>2026-07-29</w:t>
+      <w:t>2026-07-30</w:t>
       <w:br/>
       <w:br/>
     </w:r>

--- a/klagomål/A 23145-2026 FSC-klagomål.docx
+++ b/klagomål/A 23145-2026 FSC-klagomål.docx
@@ -2131,7 +2131,7 @@
     <w:r>
       <w:tab/>
       <w:tab/>
-      <w:t>2026-07-30</w:t>
+      <w:t>2026-07-31</w:t>
       <w:br/>
       <w:br/>
     </w:r>

--- a/klagomål/A 23145-2026 FSC-klagomål.docx
+++ b/klagomål/A 23145-2026 FSC-klagomål.docx
@@ -2131,7 +2131,7 @@
     <w:r>
       <w:tab/>
       <w:tab/>
-      <w:t>2026-07-31</w:t>
+      <w:t>2026-08-01</w:t>
       <w:br/>
       <w:br/>
     </w:r>

--- a/klagomål/A 23145-2026 FSC-klagomål.docx
+++ b/klagomål/A 23145-2026 FSC-klagomål.docx
@@ -2131,7 +2131,7 @@
     <w:r>
       <w:tab/>
       <w:tab/>
-      <w:t>2026-08-01</w:t>
+      <w:t>2026-08-02</w:t>
       <w:br/>
       <w:br/>
     </w:r>

--- a/klagomål/A 23145-2026 FSC-klagomål.docx
+++ b/klagomål/A 23145-2026 FSC-klagomål.docx
@@ -2131,7 +2131,7 @@
     <w:r>
       <w:tab/>
       <w:tab/>
-      <w:t>2026-08-02</w:t>
+      <w:t>2026-08-03</w:t>
       <w:br/>
       <w:br/>
     </w:r>

--- a/klagomål/A 23145-2026 FSC-klagomål.docx
+++ b/klagomål/A 23145-2026 FSC-klagomål.docx
@@ -2131,7 +2131,7 @@
     <w:r>
       <w:tab/>
       <w:tab/>
-      <w:t>2026-08-03</w:t>
+      <w:t>2026-08-05</w:t>
       <w:br/>
       <w:br/>
     </w:r>

--- a/klagomål/A 23145-2026 FSC-klagomål.docx
+++ b/klagomål/A 23145-2026 FSC-klagomål.docx
@@ -2131,7 +2131,7 @@
     <w:r>
       <w:tab/>
       <w:tab/>
-      <w:t>2026-08-05</w:t>
+      <w:t>2026-08-07</w:t>
       <w:br/>
       <w:br/>
     </w:r>

--- a/klagomål/A 23145-2026 FSC-klagomål.docx
+++ b/klagomål/A 23145-2026 FSC-klagomål.docx
@@ -2131,7 +2131,7 @@
     <w:r>
       <w:tab/>
       <w:tab/>
-      <w:t>2026-08-07</w:t>
+      <w:t>2026-08-08</w:t>
       <w:br/>
       <w:br/>
     </w:r>

--- a/klagomål/A 23145-2026 FSC-klagomål.docx
+++ b/klagomål/A 23145-2026 FSC-klagomål.docx
@@ -216,7 +216,7 @@
         <w:spacing w:after="240"/>
       </w:pPr>
       <w:r>
-        <w:t>Figur 1. Fyndplatser för naturvårdsarter i och inom 14 meter från avverkningsanmälan. Markörer utan svart kant är placerade på fyndplatsen. Markörer med svart kant är placerade vid sidan av fyndplatsen har ett svart streck som visar fyndplatsens exakta position. Kartans mittpunktskoordinat är N 6979482, E 487413 i SWEREF 99 TM.</w:t>
+        <w:t>Figur 1. Fyndplatser för naturvårdsarter i och inom 14 meter från avverkningsanmälan. Markörer utan svart kant är placerade på fyndplatsen. Markörer med svart kant är placerade vid sidan av fyndplatsen och har ett svart streck som visar fyndplatsens exakta position. Kartans mittpunktskoordinat är N 6979482, E 487413 i SWEREF 99 TM.</w:t>
       </w:r>
     </w:p>
     <w:p>
@@ -2131,7 +2131,7 @@
     <w:r>
       <w:tab/>
       <w:tab/>
-      <w:t>2026-08-14</w:t>
+      <w:t>2026-08-15</w:t>
       <w:br/>
       <w:br/>
     </w:r>

--- a/klagomål/A 23145-2026 FSC-klagomål.docx
+++ b/klagomål/A 23145-2026 FSC-klagomål.docx
@@ -2131,7 +2131,7 @@
     <w:r>
       <w:tab/>
       <w:tab/>
-      <w:t>2026-08-15</w:t>
+      <w:t>2026-08-16</w:t>
       <w:br/>
       <w:br/>
     </w:r>

--- a/klagomål/A 23145-2026 FSC-klagomål.docx
+++ b/klagomål/A 23145-2026 FSC-klagomål.docx
@@ -2131,7 +2131,7 @@
     <w:r>
       <w:tab/>
       <w:tab/>
-      <w:t>2026-08-16</w:t>
+      <w:t>2026-08-17</w:t>
       <w:br/>
       <w:br/>
     </w:r>

--- a/klagomål/A 23145-2026 FSC-klagomål.docx
+++ b/klagomål/A 23145-2026 FSC-klagomål.docx
@@ -2131,7 +2131,7 @@
     <w:r>
       <w:tab/>
       <w:tab/>
-      <w:t>2026-08-17</w:t>
+      <w:t>2026-08-18</w:t>
       <w:br/>
       <w:br/>
     </w:r>

--- a/klagomål/A 23145-2026 FSC-klagomål.docx
+++ b/klagomål/A 23145-2026 FSC-klagomål.docx
@@ -2131,7 +2131,7 @@
     <w:r>
       <w:tab/>
       <w:tab/>
-      <w:t>2026-08-18</w:t>
+      <w:t>2026-08-19</w:t>
       <w:br/>
       <w:br/>
     </w:r>

--- a/klagomål/A 23145-2026 FSC-klagomål.docx
+++ b/klagomål/A 23145-2026 FSC-klagomål.docx
@@ -2131,7 +2131,7 @@
     <w:r>
       <w:tab/>
       <w:tab/>
-      <w:t>2026-08-19</w:t>
+      <w:t>2026-08-20</w:t>
       <w:br/>
       <w:br/>
     </w:r>

--- a/klagomål/A 23145-2026 FSC-klagomål.docx
+++ b/klagomål/A 23145-2026 FSC-klagomål.docx
@@ -2131,7 +2131,7 @@
     <w:r>
       <w:tab/>
       <w:tab/>
-      <w:t>2026-08-20</w:t>
+      <w:t>2026-08-21</w:t>
       <w:br/>
       <w:br/>
     </w:r>

--- a/klagomål/A 23145-2026 FSC-klagomål.docx
+++ b/klagomål/A 23145-2026 FSC-klagomål.docx
@@ -2131,7 +2131,7 @@
     <w:r>
       <w:tab/>
       <w:tab/>
-      <w:t>2026-08-21</w:t>
+      <w:t>2026-08-22</w:t>
       <w:br/>
       <w:br/>
     </w:r>

--- a/klagomål/A 23145-2026 FSC-klagomål.docx
+++ b/klagomål/A 23145-2026 FSC-klagomål.docx
@@ -2131,7 +2131,7 @@
     <w:r>
       <w:tab/>
       <w:tab/>
-      <w:t>2026-08-22</w:t>
+      <w:t>2026-08-23</w:t>
       <w:br/>
       <w:br/>
     </w:r>

--- a/klagomål/A 23145-2026 FSC-klagomål.docx
+++ b/klagomål/A 23145-2026 FSC-klagomål.docx
@@ -2131,7 +2131,7 @@
     <w:r>
       <w:tab/>
       <w:tab/>
-      <w:t>2026-08-23</w:t>
+      <w:t>2026-08-24</w:t>
       <w:br/>
       <w:br/>
     </w:r>

--- a/klagomål/A 23145-2026 FSC-klagomål.docx
+++ b/klagomål/A 23145-2026 FSC-klagomål.docx
@@ -2131,7 +2131,7 @@
     <w:r>
       <w:tab/>
       <w:tab/>
-      <w:t>2026-08-24</w:t>
+      <w:t>2026-08-25</w:t>
       <w:br/>
       <w:br/>
     </w:r>

--- a/klagomål/A 23145-2026 FSC-klagomål.docx
+++ b/klagomål/A 23145-2026 FSC-klagomål.docx
@@ -2131,7 +2131,7 @@
     <w:r>
       <w:tab/>
       <w:tab/>
-      <w:t>2026-08-25</w:t>
+      <w:t>2026-08-26</w:t>
       <w:br/>
       <w:br/>
     </w:r>

--- a/klagomål/A 23145-2026 FSC-klagomål.docx
+++ b/klagomål/A 23145-2026 FSC-klagomål.docx
@@ -2131,7 +2131,7 @@
     <w:r>
       <w:tab/>
       <w:tab/>
-      <w:t>2026-08-26</w:t>
+      <w:t>2026-08-27</w:t>
       <w:br/>
       <w:br/>
     </w:r>

--- a/klagomål/A 23145-2026 FSC-klagomål.docx
+++ b/klagomål/A 23145-2026 FSC-klagomål.docx
@@ -2131,7 +2131,7 @@
     <w:r>
       <w:tab/>
       <w:tab/>
-      <w:t>2026-08-27</w:t>
+      <w:t>2026-08-28</w:t>
       <w:br/>
       <w:br/>
     </w:r>

--- a/klagomål/A 23145-2026 FSC-klagomål.docx
+++ b/klagomål/A 23145-2026 FSC-klagomål.docx
@@ -2131,7 +2131,7 @@
     <w:r>
       <w:tab/>
       <w:tab/>
-      <w:t>2026-08-28</w:t>
+      <w:t>2026-08-29</w:t>
       <w:br/>
       <w:br/>
     </w:r>

--- a/klagomål/A 23145-2026 FSC-klagomål.docx
+++ b/klagomål/A 23145-2026 FSC-klagomål.docx
@@ -2131,7 +2131,7 @@
     <w:r>
       <w:tab/>
       <w:tab/>
-      <w:t>2026-08-29</w:t>
+      <w:t>2026-08-31</w:t>
       <w:br/>
       <w:br/>
     </w:r>

--- a/klagomål/A 23145-2026 FSC-klagomål.docx
+++ b/klagomål/A 23145-2026 FSC-klagomål.docx
@@ -2131,7 +2131,7 @@
     <w:r>
       <w:tab/>
       <w:tab/>
-      <w:t>2026-08-31</w:t>
+      <w:t>2026-09-01</w:t>
       <w:br/>
       <w:br/>
     </w:r>

--- a/klagomål/A 23145-2026 FSC-klagomål.docx
+++ b/klagomål/A 23145-2026 FSC-klagomål.docx
@@ -2131,7 +2131,7 @@
     <w:r>
       <w:tab/>
       <w:tab/>
-      <w:t>2026-09-01</w:t>
+      <w:t>2026-09-02</w:t>
       <w:br/>
       <w:br/>
     </w:r>

--- a/klagomål/A 23145-2026 FSC-klagomål.docx
+++ b/klagomål/A 23145-2026 FSC-klagomål.docx
@@ -2131,7 +2131,7 @@
     <w:r>
       <w:tab/>
       <w:tab/>
-      <w:t>2026-09-02</w:t>
+      <w:t>2026-09-03</w:t>
       <w:br/>
       <w:br/>
     </w:r>

--- a/klagomål/A 23145-2026 FSC-klagomål.docx
+++ b/klagomål/A 23145-2026 FSC-klagomål.docx
@@ -2131,7 +2131,7 @@
     <w:r>
       <w:tab/>
       <w:tab/>
-      <w:t>2026-09-03</w:t>
+      <w:t>2026-09-04</w:t>
       <w:br/>
       <w:br/>
     </w:r>

--- a/klagomål/A 23145-2026 FSC-klagomål.docx
+++ b/klagomål/A 23145-2026 FSC-klagomål.docx
@@ -2131,7 +2131,7 @@
     <w:r>
       <w:tab/>
       <w:tab/>
-      <w:t>2026-09-04</w:t>
+      <w:t>2026-09-05</w:t>
       <w:br/>
       <w:br/>
     </w:r>

--- a/klagomål/A 23145-2026 FSC-klagomål.docx
+++ b/klagomål/A 23145-2026 FSC-klagomål.docx
@@ -2131,7 +2131,7 @@
     <w:r>
       <w:tab/>
       <w:tab/>
-      <w:t>2026-09-05</w:t>
+      <w:t>2026-09-06</w:t>
       <w:br/>
       <w:br/>
     </w:r>

--- a/klagomål/A 23145-2026 FSC-klagomål.docx
+++ b/klagomål/A 23145-2026 FSC-klagomål.docx
@@ -2131,7 +2131,7 @@
     <w:r>
       <w:tab/>
       <w:tab/>
-      <w:t>2026-09-06</w:t>
+      <w:t>2026-09-07</w:t>
       <w:br/>
       <w:br/>
     </w:r>

--- a/klagomål/A 23145-2026 FSC-klagomål.docx
+++ b/klagomål/A 23145-2026 FSC-klagomål.docx
@@ -2131,7 +2131,7 @@
     <w:r>
       <w:tab/>
       <w:tab/>
-      <w:t>2026-09-07</w:t>
+      <w:t>2026-09-08</w:t>
       <w:br/>
       <w:br/>
     </w:r>

--- a/klagomål/A 23145-2026 FSC-klagomål.docx
+++ b/klagomål/A 23145-2026 FSC-klagomål.docx
@@ -2131,7 +2131,7 @@
     <w:r>
       <w:tab/>
       <w:tab/>
-      <w:t>2026-09-08</w:t>
+      <w:t>2026-09-09</w:t>
       <w:br/>
       <w:br/>
     </w:r>

--- a/klagomål/A 23145-2026 FSC-klagomål.docx
+++ b/klagomål/A 23145-2026 FSC-klagomål.docx
@@ -2131,7 +2131,7 @@
     <w:r>
       <w:tab/>
       <w:tab/>
-      <w:t>2026-09-09</w:t>
+      <w:t>2026-09-10</w:t>
       <w:br/>
       <w:br/>
     </w:r>

--- a/klagomål/A 23145-2026 FSC-klagomål.docx
+++ b/klagomål/A 23145-2026 FSC-klagomål.docx
@@ -2131,7 +2131,7 @@
     <w:r>
       <w:tab/>
       <w:tab/>
-      <w:t>2026-09-10</w:t>
+      <w:t>2026-09-11</w:t>
       <w:br/>
       <w:br/>
     </w:r>

--- a/klagomål/A 23145-2026 FSC-klagomål.docx
+++ b/klagomål/A 23145-2026 FSC-klagomål.docx
@@ -2131,7 +2131,7 @@
     <w:r>
       <w:tab/>
       <w:tab/>
-      <w:t>2026-09-11</w:t>
+      <w:t>2026-09-12</w:t>
       <w:br/>
       <w:br/>
     </w:r>

--- a/klagomål/A 23145-2026 FSC-klagomål.docx
+++ b/klagomål/A 23145-2026 FSC-klagomål.docx
@@ -2131,7 +2131,7 @@
     <w:r>
       <w:tab/>
       <w:tab/>
-      <w:t>2026-09-12</w:t>
+      <w:t>2026-09-13</w:t>
       <w:br/>
       <w:br/>
     </w:r>
